--- a/report.docx
+++ b/report.docx
@@ -54,14 +54,7 @@
                 <w:rStyle w:val="Hyperlink"/>
                 <w:noProof/>
               </w:rPr>
-              <w:t>C</w:t>
-            </w:r>
-            <w:r>
-              <w:rPr>
-                <w:rStyle w:val="Hyperlink"/>
-                <w:noProof/>
-              </w:rPr>
-              <w:t>ustomer Voice in a Crisis Year: A Mixed-Method Twitter Analysis of Tesco During 2020</w:t>
+              <w:t>Customer Voice in a Crisis Year: A Mixed-Method Twitter Analysis of Tesco During 2020</w:t>
             </w:r>
             <w:r>
               <w:rPr>
@@ -905,12 +898,12 @@
       <w:pPr>
         <w:pStyle w:val="Heading1"/>
       </w:pPr>
-      <w:bookmarkStart w:id="0" w:name="Xa6ffe644f3c7df72db76c7994914067fe7ee1dd"/>
-      <w:bookmarkStart w:id="1" w:name="_Toc228199368"/>
+      <w:bookmarkStart w:id="0" w:name="_Toc228199368"/>
+      <w:bookmarkStart w:id="1" w:name="Xa6ffe644f3c7df72db76c7994914067fe7ee1dd"/>
       <w:r>
         <w:t>Customer Voice in a Crisis Year: A Mixed-Method Twitter Analysis of Tesco During 2020</w:t>
       </w:r>
-      <w:bookmarkEnd w:id="1"/>
+      <w:bookmarkEnd w:id="0"/>
     </w:p>
     <w:p>
       <w:pPr>
@@ -941,83 +934,98 @@
       <w:pPr>
         <w:pStyle w:val="Heading2"/>
       </w:pPr>
-      <w:bookmarkStart w:id="2" w:name="abstract"/>
-      <w:bookmarkStart w:id="3" w:name="_Toc228199369"/>
+      <w:bookmarkStart w:id="2" w:name="_Toc228199369"/>
+      <w:bookmarkStart w:id="3" w:name="abstract"/>
       <w:r>
         <w:t>Abstract</w:t>
       </w:r>
-      <w:bookmarkEnd w:id="3"/>
+      <w:bookmarkEnd w:id="2"/>
     </w:p>
     <w:p>
       <w:pPr>
         <w:pStyle w:val="FirstParagraph"/>
       </w:pPr>
       <w:r>
-        <w:t>During 2020, a year that reshaped UK grocery retail, what did customers and campaigners actually say about Tesco on Twitter?</w:t>
-      </w:r>
-      <w:r>
-        <w:t xml:space="preserve"> </w:t>
-      </w:r>
-      <w:r>
-        <w:t>I take a mixed-method approach.</w:t>
-      </w:r>
-      <w:r>
-        <w:t xml:space="preserve"> </w:t>
-      </w:r>
-      <w:r>
-        <w:t>Three techniques are run on a corpus of 92,732 English-language tweets: transformer-based sentiment classification</w:t>
-      </w:r>
-      <w:r>
-        <w:t xml:space="preserve"> (cardiffnlp/twitter-roberta-base-sentiment-latest), Latent Dirichlet Allocation (K = 12, c_v = 0.32) over a high-confidence negative sub-corpus, and </w:t>
-      </w:r>
-      <w:r>
-        <w:t>and a directed reply-and-mention graph (26,781 nodes, 52,040 edges, modularity 0.65).</w:t>
-      </w:r>
-      <w:r>
-        <w:t xml:space="preserve"> </w:t>
-      </w:r>
-      <w:r>
-        <w:t>The sentiment split is flatter than the J-shape you usually see in product reviews: 33.4% negative, 36.9% neutral, 29.7% positive.</w:t>
-      </w:r>
-      <w:r>
-        <w:t xml:space="preserve"> </w:t>
-      </w:r>
-      <w:r>
-        <w:t>The topics show that organised campaigning, rather than individual complaints, drives roughly half of the negative content;</w:t>
-      </w:r>
-      <w:r>
-        <w:t xml:space="preserve"> </w:t>
-      </w:r>
-      <w:r>
-        <w:t>animal-welfare activism on its own accounts for about 27% of high-confidence negatives.</w:t>
-      </w:r>
-      <w:r>
-        <w:t xml:space="preserve"> </w:t>
-      </w:r>
-      <w:r>
-        <w:t>Around the 23 March 2020 lockdown announcement, share-negative rose by 12 percentage points,</w:t>
-      </w:r>
-      <w:r>
-        <w:t xml:space="preserve"> </w:t>
-      </w:r>
-      <w:r>
-        <w:t>and the biggest positive swing of the year (+0.69 in mean score) came around the first easing in June.</w:t>
-      </w:r>
-      <w:r>
-        <w:t xml:space="preserve"> </w:t>
-      </w:r>
-      <w:r>
-        <w:t>The results suggest that Twitter sentiment in 2020 was tracking campaign exposure at least as much as customer experience,</w:t>
-      </w:r>
-      <w:r>
-        <w:t xml:space="preserve"> </w:t>
-      </w:r>
-      <w:r>
-        <w:t xml:space="preserve">and that operational decisions which </w:t>
+        <w:t>What did people say about Tesco on Twitter in 2020? It was a strange year for UK grocery, and worth a closer look.</w:t>
+      </w:r>
+      <w:r>
+        <w:t xml:space="preserve"> </w:t>
+      </w:r>
+      <w:r>
+        <w:t>My approach is mixed-method.</w:t>
+      </w:r>
+      <w:r>
+        <w:t xml:space="preserve"> </w:t>
+      </w:r>
+      <w:r>
+        <w:t>I run three techniques on 92,732 English-language tweets.</w:t>
+      </w:r>
+      <w:r>
+        <w:t xml:space="preserve"> </w:t>
+      </w:r>
+      <w:r>
+        <w:t>Sentiment uses a transformer (cardiffnlp/twitter-roberta-base-sentiment-latest).</w:t>
+      </w:r>
+      <w:r>
+        <w:t xml:space="preserve"> </w:t>
+      </w:r>
+      <w:r>
+        <w:t>Topics come from Latent Dirichlet Allocation, with K = 12 and coherence c_v = 0.32, on the high-confidence negative tweets only.</w:t>
+      </w:r>
+      <w:r>
+        <w:t xml:space="preserve"> </w:t>
+      </w:r>
+      <w:r>
+        <w:t>The reply-and-mention graph has 26,781 nodes, 52,040 edges, and modularity 0.65.</w:t>
+      </w:r>
+      <w:r>
+        <w:t xml:space="preserve"> </w:t>
+      </w:r>
+      <w:r>
+        <w:t>The sentiment split is flatter than I expected. Product-review datasets usually show a J-shape. Here it is</w:t>
+      </w:r>
+      <w:r>
+        <w:t xml:space="preserve"> 33.4% negative, 36.9% neutral, 29.7% positive.</w:t>
+      </w:r>
+      <w:r>
+        <w:t xml:space="preserve"> </w:t>
+      </w:r>
+      <w:r>
+        <w:t>Roughly half of the negative content turns out to be organised campaigning rather than individual complaints.</w:t>
+      </w:r>
+      <w:r>
+        <w:t xml:space="preserve"> </w:t>
+      </w:r>
+      <w:r>
+        <w:t>Animal-welfare activism, on its own, makes up about 27% of high-confidence negatives.</w:t>
+      </w:r>
+      <w:r>
+        <w:t xml:space="preserve"> </w:t>
+      </w:r>
+      <w:r>
+        <w:t>Share-negative rose by 12 percentage points around the 23 March lockdown announcement.</w:t>
+      </w:r>
+      <w:r>
+        <w:t xml:space="preserve"> </w:t>
+      </w:r>
+      <w:r>
+        <w:t>The biggest positive swing of the year, +0.69 in mean score, came around the first easing in June.</w:t>
+      </w:r>
+      <w:r>
+        <w:t xml:space="preserve"> </w:t>
+      </w:r>
+      <w:r>
+        <w:t xml:space="preserve">What this all points to is that, in 2020, Twitter sentiment about a supermarket was tracking campaign exposure as </w:t>
       </w:r>
       <w:r>
         <w:lastRenderedPageBreak/>
-        <w:t>play badly in public, like the in-store cleaning cuts, need much more careful framing in a crisis.</w:t>
+        <w:t>much as customer experience.</w:t>
+      </w:r>
+      <w:r>
+        <w:t xml:space="preserve"> </w:t>
+      </w:r>
+      <w:r>
+        <w:t>Operational decisions that play badly in public, like the in-store cleaning cuts, need much better framing in a crisis.</w:t>
       </w:r>
     </w:p>
     <w:p>
@@ -1025,7 +1033,7 @@
         <w:rPr>
           <w:noProof/>
         </w:rPr>
-        <w:pict w14:anchorId="67D0B37C">
+        <w:pict w14:anchorId="247AB57E">
           <v:rect id="_x0000_i1027" alt="" style="width:451.3pt;height:.05pt;mso-width-percent:0;mso-height-percent:0;mso-width-percent:0;mso-height-percent:0" o:hralign="center" o:hrstd="t" o:hr="t"/>
         </w:pict>
       </w:r>
@@ -1034,32 +1042,38 @@
       <w:pPr>
         <w:pStyle w:val="Heading2"/>
       </w:pPr>
-      <w:bookmarkStart w:id="4" w:name="introduction"/>
-      <w:bookmarkStart w:id="5" w:name="_Toc228199370"/>
-      <w:bookmarkEnd w:id="2"/>
+      <w:bookmarkStart w:id="4" w:name="_Toc228199370"/>
+      <w:bookmarkStart w:id="5" w:name="introduction"/>
+      <w:bookmarkEnd w:id="3"/>
       <w:r>
         <w:t>1. Introduction</w:t>
       </w:r>
-      <w:bookmarkEnd w:id="5"/>
+      <w:bookmarkEnd w:id="4"/>
     </w:p>
     <w:p>
       <w:pPr>
         <w:pStyle w:val="FirstParagraph"/>
       </w:pPr>
       <w:r>
-        <w:t>Grocery was one of the few sectors that stayed physically open during the UK's first national lockdown.</w:t>
-      </w:r>
-      <w:r>
-        <w:t xml:space="preserve"> </w:t>
-      </w:r>
-      <w:r>
-        <w:t>With roughly 27% of UK grocery share that year (Kantar, 2020), Tesco was at the centre of a public argument that mixed food security, public-health compliance, and the ethics of large firms taking state support.</w:t>
-      </w:r>
-      <w:r>
-        <w:t xml:space="preserve"> </w:t>
-      </w:r>
-      <w:r>
-        <w:t>For most of the year, Twitter was the closest thing the sector had to a live complaint ledger. It is also a useful site for studying consumer voice because its posts are public, time-stamped, and linked through replies, retweets and mentions (Russell, 2013).</w:t>
+        <w:t>Grocery stayed open. It was one of the few sectors that did, during the UK's first national lockdown.</w:t>
+      </w:r>
+      <w:r>
+        <w:t xml:space="preserve"> </w:t>
+      </w:r>
+      <w:r>
+        <w:t>Tesco held about 27% of UK grocery share that year (Kantar, 2020), which put it at the centre of a noisy public argument. Food security, public-health compliance, and the ethics of large firms taking state support all got tangled up in the same conversation.</w:t>
+      </w:r>
+      <w:r>
+        <w:t xml:space="preserve"> </w:t>
+      </w:r>
+      <w:r>
+        <w:t>Twitter, for most of the year, functioned as a live complaint ledger for the sector.</w:t>
+      </w:r>
+      <w:r>
+        <w:t xml:space="preserve"> </w:t>
+      </w:r>
+      <w:r>
+        <w:t>It is a useful site for this kind of work too: posts are public, time-stamped, and linked through replies, retweets, and mentions (Russell, 2013).</w:t>
       </w:r>
     </w:p>
     <w:p>
@@ -1067,25 +1081,25 @@
         <w:pStyle w:val="BodyText"/>
       </w:pPr>
       <w:r>
-        <w:t>Three questions drive the analysis.</w:t>
-      </w:r>
-      <w:r>
-        <w:t xml:space="preserve"> </w:t>
-      </w:r>
-      <w:r>
-        <w:t>First, which topics drove negative discussion of Tesco in 2020, and how do they line up with documented operational and reputational events?</w:t>
-      </w:r>
-      <w:r>
-        <w:t xml:space="preserve"> </w:t>
-      </w:r>
-      <w:r>
-        <w:t>Second, on brand-tagged Twitter data like this, how does a transformer sentiment classifier perform compared with the lexicon-based VADER baseline?</w:t>
-      </w:r>
-      <w:r>
-        <w:t xml:space="preserve"> </w:t>
-      </w:r>
-      <w:r>
-        <w:t>Third, what does the structure of the conversation graph tell us about whose voice carries: individual customers, rival retailers, or organised campaign accounts?</w:t>
+        <w:t>I ask three things.</w:t>
+      </w:r>
+      <w:r>
+        <w:t xml:space="preserve"> </w:t>
+      </w:r>
+      <w:r>
+        <w:t>First: which topics drove the negative discussion of Tesco in 2020, and do they line up with the operational and reputational events we know about?</w:t>
+      </w:r>
+      <w:r>
+        <w:t xml:space="preserve"> </w:t>
+      </w:r>
+      <w:r>
+        <w:t>Second: on brand-tagged Twitter data, how does a transformer sentiment classifier compare with the older lexicon-based VADER?</w:t>
+      </w:r>
+      <w:r>
+        <w:t xml:space="preserve"> </w:t>
+      </w:r>
+      <w:r>
+        <w:t>Third: when you draw the conversation as a graph, whose voice actually carries? Individual customers, rival retailers, or organised campaign accounts?</w:t>
       </w:r>
     </w:p>
     <w:p>
@@ -1093,57 +1107,63 @@
         <w:pStyle w:val="BodyText"/>
       </w:pPr>
       <w:r>
-        <w:t>The contribution is empirical.</w:t>
-      </w:r>
-      <w:r>
-        <w:t xml:space="preserve"> </w:t>
-      </w:r>
-      <w:r>
-        <w:t>I apply three techniques covered in the unit (sentiment analysis, topic modelling, and social-network analysis) to a year-long corpus of 92,732 cleaned English-language tweets,</w:t>
-      </w:r>
-      <w:r>
-        <w:t xml:space="preserve"> </w:t>
-      </w:r>
-      <w:r>
-        <w:t>and check the results against verified UK retail and policy events.</w:t>
-      </w:r>
-      <w:r>
-        <w:t xml:space="preserve"> </w:t>
-      </w:r>
-      <w:r>
-        <w:t>Section 2 reviews the relevant literature.</w:t>
-      </w:r>
-      <w:r>
-        <w:t xml:space="preserve"> Section 3 sets out the data and methods. </w:t>
-      </w:r>
-      <w:r>
-        <w:t>Section 4 reports four sets of findings: the validated sentiment split, the topic structure of negative discussion,</w:t>
-      </w:r>
-      <w:r>
-        <w:t xml:space="preserve"> the network structure, and the event-window comparisons. </w:t>
-      </w:r>
-      <w:r>
-        <w:t>Section 5 sets out practical recommendations for managers and flags the main limitations.</w:t>
+        <w:t>This is an empirical paper, not a theoretical one.</w:t>
+      </w:r>
+      <w:r>
+        <w:t xml:space="preserve"> </w:t>
+      </w:r>
+      <w:r>
+        <w:t>I run sentiment analysis, topic modelling, and social-network analysis on a year-long corpus of 92,732 cleaned English-language tweets,</w:t>
+      </w:r>
+      <w:r>
+        <w:t xml:space="preserve"> </w:t>
+      </w:r>
+      <w:r>
+        <w:t>and cross-check the results against UK retail and policy events from the same period.</w:t>
+      </w:r>
+      <w:r>
+        <w:t xml:space="preserve"> </w:t>
+      </w:r>
+      <w:r>
+        <w:t>Section 2 covers the relevant literature.</w:t>
+      </w:r>
+      <w:r>
+        <w:t xml:space="preserve"> </w:t>
+      </w:r>
+      <w:r>
+        <w:t>Section 3 explains the data and methods.</w:t>
+      </w:r>
+      <w:r>
+        <w:t xml:space="preserve"> </w:t>
+      </w:r>
+      <w:r>
+        <w:t>Section 4 has the findings: the sentiment split, the topic structure of the negatives, the shape of the network, and what happens around specific events.</w:t>
+      </w:r>
+      <w:r>
+        <w:t xml:space="preserve"> </w:t>
+      </w:r>
+      <w:r>
+        <w:t>Section 5 draws out a few practical points for managers, and is honest about what this study cannot do.</w:t>
       </w:r>
     </w:p>
     <w:p>
       <w:pPr>
         <w:pStyle w:val="Heading2"/>
       </w:pPr>
-      <w:bookmarkStart w:id="6" w:name="literature-review"/>
-      <w:bookmarkStart w:id="7" w:name="_Toc228199371"/>
-      <w:bookmarkEnd w:id="4"/>
+      <w:bookmarkStart w:id="6" w:name="_Toc228199371"/>
+      <w:bookmarkStart w:id="7" w:name="literature-review"/>
+      <w:bookmarkEnd w:id="5"/>
       <w:r>
         <w:t>2. Literature Review</w:t>
       </w:r>
-      <w:bookmarkEnd w:id="7"/>
+      <w:bookmarkEnd w:id="6"/>
     </w:p>
     <w:p>
       <w:pPr>
         <w:pStyle w:val="FirstParagraph"/>
       </w:pPr>
       <w:r>
-        <w:t>The analysis here draws on three connected literatures.</w:t>
+        <w:t>Three bodies of work feed into this study.</w:t>
       </w:r>
     </w:p>
     <w:p>
@@ -1161,37 +1181,37 @@
         <w:t xml:space="preserve"> </w:t>
       </w:r>
       <w:r>
-        <w:t>Surveys and focus groups are still useful, but they are slow, expensive, and prone to social-desirability bias (Paulhus, 1991).</w:t>
-      </w:r>
-      <w:r>
-        <w:t xml:space="preserve"> </w:t>
-      </w:r>
-      <w:r>
-        <w:t>Humphreys and Wang (2018), reviewing automated text analysis in the Journal of Consumer Research, argue</w:t>
-      </w:r>
-      <w:r>
-        <w:t xml:space="preserve"> </w:t>
-      </w:r>
-      <w:r>
-        <w:t>that voluntary social-media posts capture things conventional instruments tend to miss, particularly emotional intensity and fast-moving issues.</w:t>
-      </w:r>
-      <w:r>
-        <w:t xml:space="preserve"> </w:t>
-      </w:r>
-      <w:r>
-        <w:t>Twitter, however, has well-known representativeness limits:</w:t>
-      </w:r>
-      <w:r>
-        <w:t xml:space="preserve"> </w:t>
-      </w:r>
-      <w:r>
-        <w:t>only a minority of the population posts there, and that minority skews younger and more politically engaged than the general public</w:t>
-      </w:r>
-      <w:r>
-        <w:t xml:space="preserve"> (Mellon and Prosser, 2017). Schoenmueller, Netzer and Stahl (2020), in the Journal of Marketing Research, show that the polarity of online opinion varies by category and platform; </w:t>
-      </w:r>
-      <w:r>
-        <w:t>for branded discussion on Twitter the observable signal leans toward complaint and campaigning rather than ordinary satisfaction.</w:t>
+        <w:t>Surveys and focus groups still have their place. They are also slow, expensive, and skewed by social-desirability bias (Paulhus, 1991).</w:t>
+      </w:r>
+      <w:r>
+        <w:t xml:space="preserve"> </w:t>
+      </w:r>
+      <w:r>
+        <w:t>Humphreys and Wang (2018), in the Journal of Consumer Research, make the case that voluntary social-media posts pick up signals conventional instruments miss,</w:t>
+      </w:r>
+      <w:r>
+        <w:t xml:space="preserve"> </w:t>
+      </w:r>
+      <w:r>
+        <w:t>especially emotional intensity and issues that move fast.</w:t>
+      </w:r>
+      <w:r>
+        <w:t xml:space="preserve"> </w:t>
+      </w:r>
+      <w:r>
+        <w:t>Twitter has obvious representativeness problems. Only a minority of people post there, and that minority skews younger and more politically engaged than the general public (Mellon and Prosser, 2017).</w:t>
+      </w:r>
+      <w:r>
+        <w:t xml:space="preserve"> </w:t>
+      </w:r>
+      <w:r>
+        <w:t>Schoenmueller, Netzer and Stahl (2020), in the Journal of Marketing Research, show that online opinion polarity varies by category and by platform.</w:t>
+      </w:r>
+      <w:r>
+        <w:t xml:space="preserve"> </w:t>
+      </w:r>
+      <w:r>
+        <w:t>On Twitter, brand discussion in particular tends to lean toward complaint and campaigning, not ordinary satisfaction.</w:t>
       </w:r>
     </w:p>
     <w:p>
@@ -1210,49 +1230,49 @@
         <w:t xml:space="preserve"> </w:t>
       </w:r>
       <w:r>
-        <w:t>Lexicon-based tools like VADER (Hutto and Gilbert, 2014) give a transparent, calibrated baseline</w:t>
-      </w:r>
-      <w:r>
-        <w:t xml:space="preserve"> but struggle with negation, sarcasm, and context-sensitive vocabulary. </w:t>
-      </w:r>
-      <w:r>
-        <w:t>The pretrain-then-fine-tune transformer approach introduced by Devlin et al. (2019) with BERT noticeably improved sentiment performance on noisy text.</w:t>
-      </w:r>
-      <w:r>
-        <w:t xml:space="preserve"> </w:t>
-      </w:r>
-      <w:r>
-        <w:t>For Twitter specifically, Loureiro et al. (2022) released a RoBERTa model fine-tuned on around 124 million tweets</w:t>
-      </w:r>
-      <w:r>
-        <w:t xml:space="preserve"> </w:t>
-      </w:r>
-      <w:r>
-        <w:t>that is now a common choice for tweet-level sentiment work in management research;</w:t>
-      </w:r>
-      <w:r>
-        <w:t xml:space="preserve"> Choudhury et al. (2019), in Strategic Management Journal, </w:t>
-      </w:r>
-      <w:r>
-        <w:t>demonstrate the broader managerial value of machine-learning text analysis.</w:t>
-      </w:r>
-      <w:r>
-        <w:t xml:space="preserve"> For topic discovery, Latent Dirichlet Allocation (Blei, Ng and Jordan, 2003) </w:t>
-      </w:r>
-      <w:r>
-        <w:t>is still the most widely used method,</w:t>
-      </w:r>
-      <w:r>
-        <w:t xml:space="preserve"> and Sia, Dalmia and Mielke (2020) </w:t>
-      </w:r>
-      <w:r>
-        <w:t>show that pre-filtering by sentiment before topic modelling produces sharper topics</w:t>
-      </w:r>
-      <w:r>
-        <w:t xml:space="preserve"> — the design choice adopted in Section 3. </w:t>
-      </w:r>
-      <w:r>
-        <w:t>K is selected using the c_v coherence metric of Röder, Both and Hinneburg (2015).</w:t>
+        <w:t>Lexicon-based tools like VADER (Hutto and Gilbert, 2014) are transparent and calibrated. They also struggle with negation, sarcasm, and context-sensitive vocabulary.</w:t>
+      </w:r>
+      <w:r>
+        <w:t xml:space="preserve"> </w:t>
+      </w:r>
+      <w:r>
+        <w:t>BERT, from Devlin et al. (2019), changed this. The pretrain-then-fine-tune transformer approach pushed sentiment performance on noisy text noticeably higher.</w:t>
+      </w:r>
+      <w:r>
+        <w:t xml:space="preserve"> </w:t>
+      </w:r>
+      <w:r>
+        <w:t>For Twitter, Loureiro et al. (2022) released a RoBERTa model fine-tuned on around 124 million tweets,</w:t>
+      </w:r>
+      <w:r>
+        <w:t xml:space="preserve"> </w:t>
+      </w:r>
+      <w:r>
+        <w:t>which has become a common choice for tweet-level sentiment work in management research.</w:t>
+      </w:r>
+      <w:r>
+        <w:t xml:space="preserve"> </w:t>
+      </w:r>
+      <w:r>
+        <w:t>Choudhury et al. (2019), in Strategic Management Journal, show the wider managerial value of machine-learning text analysis.</w:t>
+      </w:r>
+      <w:r>
+        <w:t xml:space="preserve"> </w:t>
+      </w:r>
+      <w:r>
+        <w:t>For topics, Latent Dirichlet Allocation (Blei, Ng and Jordan, 2003) is still the workhorse.</w:t>
+      </w:r>
+      <w:r>
+        <w:t xml:space="preserve"> </w:t>
+      </w:r>
+      <w:r>
+        <w:t>Sia, Dalmia and Mielke (2020) show that pre-filtering by sentiment before running LDA produces sharper topics. That is the design choice I use in Section 3.</w:t>
+      </w:r>
+      <w:r>
+        <w:t xml:space="preserve"> </w:t>
+      </w:r>
+      <w:r>
+        <w:t>I pick K using the c_v coherence metric from Röder, Both and Hinneburg (2015).</w:t>
       </w:r>
     </w:p>
     <w:p>
@@ -1270,31 +1290,37 @@
         <w:t xml:space="preserve"> </w:t>
       </w:r>
       <w:r>
-        <w:t>Marin and Wellman's (2011) handbook chapter sets out the basic vocabulary (nodes, ties, density, centrality, community detection) that most empirical SNA relies on.</w:t>
-      </w:r>
-      <w:r>
-        <w:t xml:space="preserve"> </w:t>
-      </w:r>
-      <w:r>
-        <w:t>On brand-tagged Twitter, earlier work shows that activist and campaigning accounts often act as super-spreaders,</w:t>
-      </w:r>
-      <w:r>
-        <w:t xml:space="preserve"> </w:t>
-      </w:r>
-      <w:r>
-        <w:t>producing audience cascades that are statistically distinguishable from organic customer chatter</w:t>
-      </w:r>
-      <w:r>
-        <w:t xml:space="preserve"> (Bruns and Stieglitz, 2013). </w:t>
-      </w:r>
-      <w:r>
-        <w:t>Louvain modularity optimisation (Blondel et al., 2008) is the standard tool for surfacing such clusters, and is the method I use here.</w:t>
-      </w:r>
-      <w:r>
-        <w:t xml:space="preserve"> Wu (2023), in Management Science, shows that text-derived signals can predict supply-chain risk; </w:t>
-      </w:r>
-      <w:r>
-        <w:t>by extension, text-derived signals can also flag reputational risk, particularly where a topic is dominated by a small set of campaign accounts.</w:t>
+        <w:t>Marin and Wellman (2011) lay out the standard vocabulary for SNA: nodes, ties, density, centrality, community detection. Most empirical work in this area builds on it.</w:t>
+      </w:r>
+      <w:r>
+        <w:t xml:space="preserve"> </w:t>
+      </w:r>
+      <w:r>
+        <w:t>Prior work on brand-tagged Twitter finds that activist and campaigning accounts often behave as super-spreaders,</w:t>
+      </w:r>
+      <w:r>
+        <w:t xml:space="preserve"> </w:t>
+      </w:r>
+      <w:r>
+        <w:t>producing cascades that are statistically distinct from organic customer chatter (Bruns and Stieglitz, 2013).</w:t>
+      </w:r>
+      <w:r>
+        <w:t xml:space="preserve"> </w:t>
+      </w:r>
+      <w:r>
+        <w:t>Louvain modularity optimisation (Blondel et al., 2008) is the standard way to surface those clusters, and the one I use.</w:t>
+      </w:r>
+      <w:r>
+        <w:t xml:space="preserve"> </w:t>
+      </w:r>
+      <w:r>
+        <w:t>Wu (2023), in Management Science, shows that text-derived signals can predict supply-chain risk.</w:t>
+      </w:r>
+      <w:r>
+        <w:t xml:space="preserve"> </w:t>
+      </w:r>
+      <w:r>
+        <w:t>By extension they can also flag reputational risk, especially when a topic is dominated by a small set of campaigning accounts.</w:t>
       </w:r>
     </w:p>
     <w:p>
@@ -1302,32 +1328,26 @@
         <w:pStyle w:val="BodyText"/>
       </w:pPr>
       <w:r>
-        <w:t>The gap this paper addresses across these strands is narrow but specific:</w:t>
-      </w:r>
-      <w:r>
-        <w:t xml:space="preserve"> </w:t>
-      </w:r>
-      <w:r>
-        <w:t>published work tends to look at either the customer-experience side or the campaigning side of brand Twitter,</w:t>
-      </w:r>
-      <w:r>
-        <w:t xml:space="preserve"> </w:t>
-      </w:r>
-      <w:r>
-        <w:t>but rarely at the problem of separating the two within a single corpus.</w:t>
+        <w:t>The gap I aim at is narrow.</w:t>
+      </w:r>
+      <w:r>
+        <w:t xml:space="preserve"> </w:t>
+      </w:r>
+      <w:r>
+        <w:t>Most published work looks at either the customer-experience side of brand Twitter or the campaigning side. Few studies try to separate the two within a single corpus.</w:t>
       </w:r>
     </w:p>
     <w:p>
       <w:pPr>
         <w:pStyle w:val="Heading2"/>
       </w:pPr>
-      <w:bookmarkStart w:id="8" w:name="methodology-and-data"/>
-      <w:bookmarkStart w:id="9" w:name="_Toc228199372"/>
-      <w:bookmarkEnd w:id="6"/>
+      <w:bookmarkStart w:id="8" w:name="_Toc228199372"/>
+      <w:bookmarkStart w:id="9" w:name="methodology-and-data"/>
+      <w:bookmarkEnd w:id="7"/>
       <w:r>
         <w:t>3. Methodology and Data</w:t>
       </w:r>
-      <w:bookmarkEnd w:id="9"/>
+      <w:bookmarkEnd w:id="8"/>
     </w:p>
     <w:p>
       <w:pPr>
@@ -1343,31 +1363,37 @@
         <w:pStyle w:val="FirstParagraph"/>
       </w:pPr>
       <w:r>
-        <w:t>The unit of analysis is the individual tweet. Three techniques (sentiment, topic and network) are run on the same corpus</w:t>
-      </w:r>
-      <w:r>
-        <w:t xml:space="preserve"> </w:t>
-      </w:r>
-      <w:r>
-        <w:t>so that findings from one can be cross-checked against the others.</w:t>
-      </w:r>
-      <w:r>
-        <w:t xml:space="preserve"> </w:t>
-      </w:r>
-      <w:r>
-        <w:t>The main outputs are (a) a class label with confidence score for each tweet,</w:t>
-      </w:r>
-      <w:r>
-        <w:t xml:space="preserve"> </w:t>
-      </w:r>
-      <w:r>
-        <w:t>(b) a dominant LDA topic for every high-confidence negative tweet, and (c) a centrality score and community membership for each user.</w:t>
-      </w:r>
-      <w:r>
-        <w:t xml:space="preserve"> </w:t>
-      </w:r>
-      <w:r>
-        <w:t>A temporal layer aggregates tweet-level sentiment into daily and monthly series for the event-window comparisons.</w:t>
+        <w:t>I analyse one tweet at a time.</w:t>
+      </w:r>
+      <w:r>
+        <w:t xml:space="preserve"> </w:t>
+      </w:r>
+      <w:r>
+        <w:t>Sentiment, topic, and network analyses all run on the same corpus, so findings from one can be checked against the others.</w:t>
+      </w:r>
+      <w:r>
+        <w:t xml:space="preserve"> </w:t>
+      </w:r>
+      <w:r>
+        <w:t>I produce three main outputs: a class label with a confidence score for each tweet,</w:t>
+      </w:r>
+      <w:r>
+        <w:t xml:space="preserve"> </w:t>
+      </w:r>
+      <w:r>
+        <w:t>a dominant LDA topic for every high-confidence negative tweet,</w:t>
+      </w:r>
+      <w:r>
+        <w:t xml:space="preserve"> </w:t>
+      </w:r>
+      <w:r>
+        <w:t>and a centrality score plus community membership for each user.</w:t>
+      </w:r>
+      <w:r>
+        <w:t xml:space="preserve"> </w:t>
+      </w:r>
+      <w:r>
+        <w:t>On top of that, I aggregate tweet-level sentiment into daily and monthly series for the event-window work.</w:t>
       </w:r>
     </w:p>
     <w:p>
@@ -1385,29 +1411,23 @@
         <w:pStyle w:val="FirstParagraph"/>
       </w:pPr>
       <w:r>
-        <w:t>The corpus is a public academic dataset of UK supermarket tweets (tesco.json, 489 MB, pandas column-oriented JSON) shared through the unit's Drive folder.</w:t>
-      </w:r>
-      <w:r>
-        <w:t xml:space="preserve"> </w:t>
-      </w:r>
-      <w:r>
-        <w:t>Per the unit handbook, this counts as an established dataset rather than a self-collected one;</w:t>
-      </w:r>
-      <w:r>
-        <w:t xml:space="preserve"> </w:t>
-      </w:r>
-      <w:r>
-        <w:t xml:space="preserve">so the data-collection mark is capped accordingly. The trade-off was deliberate given the </w:t>
+        <w:t>The corpus is a public academic dataset of UK supermarket tweets, shared through the unit's Drive folder (tesco.json, 489 MB, pandas column-oriented JSON).</w:t>
+      </w:r>
+      <w:r>
+        <w:t xml:space="preserve"> </w:t>
+      </w:r>
+      <w:r>
+        <w:t>The unit handbook treats this as an established dataset rather than something I collected myself, so the data-collection mark is capped.</w:t>
+      </w:r>
+      <w:r>
+        <w:t xml:space="preserve"> </w:t>
+      </w:r>
+      <w:r>
+        <w:t xml:space="preserve">I made that trade deliberately. The dataset is large and complete enough on its own (96,702 records with full Twitter v1.1 entity payloads and </w:t>
       </w:r>
       <w:r>
         <w:lastRenderedPageBreak/>
-        <w:t>assignment's time window</w:t>
-      </w:r>
-      <w:r>
-        <w:t xml:space="preserve"> </w:t>
-      </w:r>
-      <w:r>
-        <w:t>and the size and schema completeness of the dataset (96,702 records with full Twitter v1.1 entity payloads and reply/retweet metadata, which is enough for SNA without further enrichment).</w:t>
+        <w:t>reply/retweet metadata) that no further enrichment was needed for the SNA, and the assignment window is short.</w:t>
       </w:r>
     </w:p>
     <w:p>
@@ -1415,37 +1435,31 @@
         <w:pStyle w:val="BodyText"/>
       </w:pPr>
       <w:r>
-        <w:t>Three ethical points are worth flagging.</w:t>
-      </w:r>
-      <w:r>
-        <w:t xml:space="preserve"> </w:t>
-      </w:r>
-      <w:r>
-        <w:t>Tweets are public when they are posted, but both Twitter's terms of service and the British Psychological Society's (2021) guidance on internet-mediated research</w:t>
-      </w:r>
-      <w:r>
-        <w:t xml:space="preserve"> </w:t>
-      </w:r>
-      <w:r>
-        <w:t>tell researchers to aggregate rather than re-publish;</w:t>
-      </w:r>
-      <w:r>
-        <w:t xml:space="preserve"> no individual tweet is reproduced verbatim in the body of this report, </w:t>
-      </w:r>
-      <w:r>
-        <w:t>and the only direct quotations shown in figures come from public accounts of large organisations (brands, broadcasters, registered campaigning groups).</w:t>
-      </w:r>
-      <w:r>
-        <w:t xml:space="preserve"> </w:t>
-      </w:r>
-      <w:r>
-        <w:t>User identifiers are kept only at handle level, the same level of identification under which the content was originally posted.</w:t>
-      </w:r>
-      <w:r>
-        <w:t xml:space="preserve"> </w:t>
-      </w:r>
-      <w:r>
-        <w:t>No extra location lookups or follower-graph crawling were done beyond what the dataset already contains.</w:t>
+        <w:t>Three ethics points are worth raising.</w:t>
+      </w:r>
+      <w:r>
+        <w:t xml:space="preserve"> </w:t>
+      </w:r>
+      <w:r>
+        <w:t>Tweets are public when posted, but both Twitter's terms of service and BPS (2021) guidance on internet-mediated research push researchers to aggregate rather than republish.</w:t>
+      </w:r>
+      <w:r>
+        <w:t xml:space="preserve"> </w:t>
+      </w:r>
+      <w:r>
+        <w:t>I do not reproduce any individual tweet verbatim in the body of this report. The only direct quotations in figures are from public accounts of large organisations: brands, broadcasters, and registered campaigning groups.</w:t>
+      </w:r>
+      <w:r>
+        <w:t xml:space="preserve"> </w:t>
+      </w:r>
+      <w:r>
+        <w:t>User identifiers are kept only at handle level, which is what they were originally posted under.</w:t>
+      </w:r>
+      <w:r>
+        <w:t xml:space="preserve"> </w:t>
+      </w:r>
+      <w:r>
+        <w:t>I did not do any extra location lookups or follower-graph crawling on top of what the dataset already had.</w:t>
       </w:r>
     </w:p>
     <w:p>
@@ -1463,34 +1477,67 @@
         <w:pStyle w:val="FirstParagraph"/>
       </w:pPr>
       <w:r>
-        <w:t xml:space="preserve">The raw file unpacks to 96,702 rows across 37 columns. The created_at field, stored as epoch milliseconds, was converted to UTC timestamps; the resulting span runs from 1 January to 30 December 2020. Cleaning proceeded in four stages. </w:t>
-      </w:r>
-      <w:r>
-        <w:t>First, non-English tweets were dropped using Twitter's own lang field, removing 3,970 records (mostly Spanish, Tagalog, and undefined).</w:t>
-      </w:r>
-      <w:r>
-        <w:t xml:space="preserve"> </w:t>
-      </w:r>
-      <w:r>
-        <w:t>Second, where the visible text was truncated, I substituted extended_tweet.full_text so that downstream stages see the full tweet rather than the 140-character preview.</w:t>
-      </w:r>
-      <w:r>
-        <w:t xml:space="preserve"> </w:t>
-      </w:r>
-      <w:r>
-        <w:t>Third, URLs were stripped and whitespace collapsed. @-mentions and hashtags were kept at this stage because the SNA pipeline depends on them.</w:t>
-      </w:r>
-      <w:r>
-        <w:t xml:space="preserve"> </w:t>
-      </w:r>
-      <w:r>
-        <w:t>Last, exact duplicates were removed by id_str.</w:t>
-      </w:r>
-      <w:r>
-        <w:t xml:space="preserve"> The cleaned corpus contains 92,732 records: 58,121 original tweets, 34,611 retweets, 36,338 replies, and 4,744 quote-tweets. </w:t>
-      </w:r>
-      <w:r>
-        <w:t>These categories overlap because a single tweet can be both a reply and contain a quote.</w:t>
+        <w:t>The raw file unpacks into 96,702 rows and 37 columns.</w:t>
+      </w:r>
+      <w:r>
+        <w:t xml:space="preserve"> </w:t>
+      </w:r>
+      <w:r>
+        <w:t>I converted the created_at field, stored as epoch milliseconds, into UTC timestamps.</w:t>
+      </w:r>
+      <w:r>
+        <w:t xml:space="preserve"> </w:t>
+      </w:r>
+      <w:r>
+        <w:t>The resulting span runs from 1 January to 30 December 2020.</w:t>
+      </w:r>
+      <w:r>
+        <w:t xml:space="preserve"> </w:t>
+      </w:r>
+      <w:r>
+        <w:t>Cleaning happened in four stages.</w:t>
+      </w:r>
+      <w:r>
+        <w:t xml:space="preserve"> </w:t>
+      </w:r>
+      <w:r>
+        <w:t>First I dropped non-English tweets using Twitter's own lang field, which removed 3,970 records, mostly Spanish, Tagalog, and undefined.</w:t>
+      </w:r>
+      <w:r>
+        <w:t xml:space="preserve"> </w:t>
+      </w:r>
+      <w:r>
+        <w:t>Second, where the visible text was truncated I swapped in extended_tweet.full_text, so the rest of the pipeline saw the full tweet, not the 140-character preview.</w:t>
+      </w:r>
+      <w:r>
+        <w:t xml:space="preserve"> </w:t>
+      </w:r>
+      <w:r>
+        <w:t>Third, I stripped URLs and collapsed whitespace.</w:t>
+      </w:r>
+      <w:r>
+        <w:t xml:space="preserve"> </w:t>
+      </w:r>
+      <w:r>
+        <w:t>I kept @-mentions and hashtags at this stage because the SNA pipeline needs them.</w:t>
+      </w:r>
+      <w:r>
+        <w:t xml:space="preserve"> </w:t>
+      </w:r>
+      <w:r>
+        <w:t>Last, I removed exact duplicates on id_str.</w:t>
+      </w:r>
+      <w:r>
+        <w:t xml:space="preserve"> </w:t>
+      </w:r>
+      <w:r>
+        <w:t>The cleaned corpus has 92,732 records: 58,121 original tweets, 34,611 retweets, 36,338 replies, 4,744 quote-tweets.</w:t>
+      </w:r>
+      <w:r>
+        <w:t xml:space="preserve"> </w:t>
+      </w:r>
+      <w:r>
+        <w:t>These overlap, because a single tweet can be both a reply and contain a quote.</w:t>
       </w:r>
     </w:p>
     <w:p>
@@ -1512,55 +1559,56 @@
           <w:b/>
           <w:bCs/>
         </w:rPr>
-        <w:t>Sentiment classification. The main classifier is cardiffnlp/twitter-roberta-base-sentiment-latest (Loureiro et al., 2022).</w:t>
-      </w:r>
-      <w:r>
-        <w:t xml:space="preserve"> </w:t>
-      </w:r>
-      <w:r>
-        <w:t>I picked it over VADER (Hutto and Gilbert, 2014) and vanilla BERT (Devlin et al., 2019) for three reasons:</w:t>
-      </w:r>
-      <w:r>
-        <w:t xml:space="preserve"> </w:t>
-      </w:r>
-      <w:r>
-        <w:t>(a) the pretraining corpus of roughly 124 million tweets means tokenisation and embeddings are domain-matched;</w:t>
-      </w:r>
-      <w:r>
-        <w:t xml:space="preserve"> </w:t>
-      </w:r>
-      <w:r>
-        <w:t>(b) it outputs three-class probabilities (negative / neutral / positive), which fits the LDA-filter and event-study designs;</w:t>
-      </w:r>
-      <w:r>
-        <w:t xml:space="preserve"> </w:t>
-      </w:r>
-      <w:r>
-        <w:t>and (c) on third-party benchmarks it outperforms both VADER and base BERT on Twitter-specific evaluations.</w:t>
-      </w:r>
-      <w:r>
-        <w:t xml:space="preserve"> </w:t>
-      </w:r>
-      <w:r>
-        <w:t>Inference ran on Apple-Silicon MPS at batch size 64 with a maximum sequence length of 128 tokens.</w:t>
-      </w:r>
-      <w:r>
-        <w:t xml:space="preserve"> </w:t>
-      </w:r>
-      <w:r>
-        <w:t>Because a single transformer label should not be taken at face value,</w:t>
-      </w:r>
-      <w:r>
-        <w:t xml:space="preserve"> </w:t>
-      </w:r>
-      <w:r>
-        <w:t>I also ran VADER over the full corpus and computed Cohen's kappa with a 3 × 3 agreement matrix between the two models.</w:t>
-      </w:r>
-      <w:r>
-        <w:t xml:space="preserve"> </w:t>
-      </w:r>
-      <w:r>
-        <w:t>The transformer's confidence (the softmax probability assigned to its top class) is kept and used downstream as a filter for the topic-modelling stage.</w:t>
+        <w:t xml:space="preserve">Sentiment classification. </w:t>
+      </w:r>
+      <w:r>
+        <w:rPr>
+          <w:b/>
+          <w:bCs/>
+        </w:rPr>
+        <w:t>I use cardiffnlp/twitter-roberta-base-sentiment-latest (Loureiro et al., 2022) as the main classifier.</w:t>
+      </w:r>
+      <w:r>
+        <w:t xml:space="preserve"> </w:t>
+      </w:r>
+      <w:r>
+        <w:t>I chose it over VADER (Hutto and Gilbert, 2014) and vanilla BERT (Devlin et al., 2019) for three reasons.</w:t>
+      </w:r>
+      <w:r>
+        <w:t xml:space="preserve"> </w:t>
+      </w:r>
+      <w:r>
+        <w:t>First, the pretraining corpus of roughly 124 million tweets means tokenisation and embeddings are domain-matched.</w:t>
+      </w:r>
+      <w:r>
+        <w:t xml:space="preserve"> </w:t>
+      </w:r>
+      <w:r>
+        <w:t>Second, it outputs three-class probabilities (negative / neutral / positive), which lines up with the LDA-filter and event-study designs.</w:t>
+      </w:r>
+      <w:r>
+        <w:t xml:space="preserve"> </w:t>
+      </w:r>
+      <w:r>
+        <w:t>Third, on third-party benchmarks it beats both VADER and base BERT on Twitter-specific evaluations.</w:t>
+      </w:r>
+      <w:r>
+        <w:t xml:space="preserve"> </w:t>
+      </w:r>
+      <w:r>
+        <w:t>Inference ran on Apple-Silicon MPS, batch size 64, max sequence length 128 tokens.</w:t>
+      </w:r>
+      <w:r>
+        <w:t xml:space="preserve"> </w:t>
+      </w:r>
+      <w:r>
+        <w:t>I would not take a single transformer label at face value, so I ran VADER over the full corpus too and computed Cohen's kappa with a 3 × 3 agreement matrix between the two.</w:t>
+      </w:r>
+      <w:r>
+        <w:t xml:space="preserve"> </w:t>
+      </w:r>
+      <w:r>
+        <w:t>I keep the transformer's confidence, the softmax probability of its top class, and use it downstream to filter the topic-modelling input.</w:t>
       </w:r>
     </w:p>
     <w:p>
@@ -1572,32 +1620,36 @@
           <w:b/>
           <w:bCs/>
         </w:rPr>
-        <w:t>Topic modelling. Following Sia, Dalmia and Mielke (2020), LDA is run not on the full corpus but on the high-confidence negative sub-corpus</w:t>
-      </w:r>
-      <w:r>
-        <w:t xml:space="preserve"> </w:t>
-      </w:r>
-      <w:r>
-        <w:t>(RoBERTa label = negative AND confidence ≥ 0.80; n = 14,767 before token filtering, n = 13,014 after).</w:t>
-      </w:r>
-      <w:r>
-        <w:t xml:space="preserve"> </w:t>
-      </w:r>
-      <w:r>
-        <w:t xml:space="preserve">Pre-processing </w:t>
+        <w:t xml:space="preserve">Topic modelling. </w:t>
+      </w:r>
+      <w:r>
+        <w:rPr>
+          <w:b/>
+          <w:bCs/>
+        </w:rPr>
+        <w:t>Following Sia, Dalmia and Mielke (2020), I run LDA not on the full corpus but on the high-confidence negatives only: RoBERTa label = negative AND confidence ≥ 0.80. That is n = 14,767 before token filtering and n = 13,014 after.</w:t>
+      </w:r>
+      <w:r>
+        <w:t xml:space="preserve"> </w:t>
+      </w:r>
+      <w:r>
+        <w:t>Pre-processing: lower-case, strip @-mentions and hashtags, English stopwords plus a small domain blocklist ("tesco", "tescos", common contractions, chat fillers), regex tokenisation, WordNet lemmatisation.</w:t>
+      </w:r>
+      <w:r>
+        <w:t xml:space="preserve"> </w:t>
+      </w:r>
+      <w:r>
+        <w:t xml:space="preserve">I restricted the Gensim dictionary to terms appearing in at least </w:t>
       </w:r>
       <w:r>
         <w:lastRenderedPageBreak/>
-        <w:t>involved lower-casing, stripping @-mentions and hashtags, an English stopword list extended with a small domain blocklist</w:t>
-      </w:r>
-      <w:r>
-        <w:t xml:space="preserve"> ("tesco", "tescos", common contractions, chat fillers), regex tokenisation, and WordNet lemmatisation. </w:t>
-      </w:r>
-      <w:r>
-        <w:t>The Gensim dictionary was restricted to terms appearing in at least 10 documents and fewer than 50% of them.</w:t>
-      </w:r>
-      <w:r>
-        <w:t xml:space="preserve"> K was chosen by maximising c_v coherence (Röder, Both and Hinneburg, 2015) over K </w:t>
+        <w:t>10 documents and fewer than 50% of them.</w:t>
+      </w:r>
+      <w:r>
+        <w:t xml:space="preserve"> </w:t>
+      </w:r>
+      <w:r>
+        <w:t xml:space="preserve">I picked K by maximising c_v coherence (Röder, Both and Hinneburg, 2015) over K </w:t>
       </w:r>
       <w:r>
         <w:rPr>
@@ -1606,16 +1658,13 @@
         <w:t>∈</w:t>
       </w:r>
       <w:r>
-        <w:t xml:space="preserve"> {5, 7, 10, 12}; </w:t>
-      </w:r>
-      <w:r>
-        <w:t>coherence increased monotonically, so I retained K = 12 (c_v = 0.32).</w:t>
-      </w:r>
-      <w:r>
-        <w:t xml:space="preserve"> </w:t>
-      </w:r>
-      <w:r>
-        <w:t>A pyLDAvis interactive dashboard was generated; see Appendix B.</w:t>
+        <w:t xml:space="preserve"> {5, 7, 10, 12}. Coherence increased monotonically, so I kept K = 12 (c_v = 0.32).</w:t>
+      </w:r>
+      <w:r>
+        <w:t xml:space="preserve"> </w:t>
+      </w:r>
+      <w:r>
+        <w:t>I generated a pyLDAvis dashboard for inspection (see Appendix B).</w:t>
       </w:r>
     </w:p>
     <w:p>
@@ -1633,37 +1682,43 @@
         <w:t xml:space="preserve"> </w:t>
       </w:r>
       <w:r>
-        <w:t>I built a directed graph with one node per user (screen_name) and edges representing replies</w:t>
-      </w:r>
-      <w:r>
-        <w:t xml:space="preserve"> (author → in_reply_to_screen_name) and mentions (author → mentioned screen name). Self-loops were removed. Edge weights record interaction frequency. </w:t>
-      </w:r>
-      <w:r>
-        <w:t>PageRank (Brin and Page, 1998), implemented in NetworkX with α = 0.85 on weighted edges,</w:t>
-      </w:r>
-      <w:r>
-        <w:t xml:space="preserve"> </w:t>
-      </w:r>
-      <w:r>
-        <w:t>is the main centrality measure because it down-weights incoming links from less important accounts.</w:t>
-      </w:r>
-      <w:r>
-        <w:t xml:space="preserve"> </w:t>
-      </w:r>
-      <w:r>
-        <w:t>For community detection I projected the directed graph to its undirected form,</w:t>
-      </w:r>
-      <w:r>
-        <w:t xml:space="preserve"> </w:t>
-      </w:r>
-      <w:r>
-        <w:t>dropped edges of weight &lt; 2 to filter out one-off interactions, and ran the Louvain algorithm (Blondel et al., 2008),</w:t>
-      </w:r>
-      <w:r>
-        <w:t xml:space="preserve"> </w:t>
-      </w:r>
-      <w:r>
-        <w:t>implemented in python-louvain, on the giant connected component (8,508 nodes, 9,959 edges).</w:t>
+        <w:t>I built a directed graph: one node per user (screen_name), with edges for replies (author → in_reply_to_screen_name) and mentions (author → mentioned screen name).</w:t>
+      </w:r>
+      <w:r>
+        <w:t xml:space="preserve"> </w:t>
+      </w:r>
+      <w:r>
+        <w:t>I removed self-loops.</w:t>
+      </w:r>
+      <w:r>
+        <w:t xml:space="preserve"> </w:t>
+      </w:r>
+      <w:r>
+        <w:t>Edge weight is interaction frequency.</w:t>
+      </w:r>
+      <w:r>
+        <w:t xml:space="preserve"> </w:t>
+      </w:r>
+      <w:r>
+        <w:t>PageRank (Brin and Page, 1998), via NetworkX with α = 0.85 on weighted edges, is my main centrality measure. It down-weights incoming links from less important accounts.</w:t>
+      </w:r>
+      <w:r>
+        <w:t xml:space="preserve"> </w:t>
+      </w:r>
+      <w:r>
+        <w:t>For community detection I projected the directed graph to undirected form,</w:t>
+      </w:r>
+      <w:r>
+        <w:t xml:space="preserve"> </w:t>
+      </w:r>
+      <w:r>
+        <w:t>dropped edges of weight &lt; 2 to filter out one-off interactions,</w:t>
+      </w:r>
+      <w:r>
+        <w:t xml:space="preserve"> </w:t>
+      </w:r>
+      <w:r>
+        <w:t>and ran Louvain (Blondel et al., 2008) via python-louvain on the giant connected component (8,508 nodes, 9,959 edges).</w:t>
       </w:r>
     </w:p>
     <w:p>
@@ -1678,7 +1733,13 @@
         <w:t>Temporal and event-window analysis.</w:t>
       </w:r>
       <w:r>
-        <w:t xml:space="preserve"> Tweet-level sentiment scores, defined as P(positive) − P(negative) on [−1, 1], were aggregated into daily and monthly means. </w:t>
+        <w:t xml:space="preserve"> </w:t>
+      </w:r>
+      <w:r>
+        <w:t>I define tweet-level sentiment as P(positive) − P(negative), bounded at [−1, 1], and aggregate into daily and monthly means.</w:t>
+      </w:r>
+      <w:r>
+        <w:t xml:space="preserve"> </w:t>
       </w:r>
       <w:r>
         <w:t>I compiled ten verified UK retail and policy events from contemporary news reports and the ONS coronavirus archive</w:t>
@@ -1687,27 +1748,27 @@
         <w:t xml:space="preserve"> (Office for National Statistics, 2020). </w:t>
       </w:r>
       <w:r>
-        <w:t>For each event I compared mean sentiment and share-negative across the 14 days immediately before and after the event date.</w:t>
-      </w:r>
-      <w:r>
-        <w:t xml:space="preserve"> </w:t>
-      </w:r>
-      <w:r>
-        <w:t>These comparisons are associational; I make no causal claim.</w:t>
+        <w:t>For each event I compared mean sentiment and share-negative in the 14 days immediately before and the 14 days immediately after.</w:t>
+      </w:r>
+      <w:r>
+        <w:t xml:space="preserve"> </w:t>
+      </w:r>
+      <w:r>
+        <w:t>These are associational comparisons. I do not claim causality.</w:t>
       </w:r>
     </w:p>
     <w:p>
       <w:pPr>
         <w:pStyle w:val="Heading2"/>
       </w:pPr>
-      <w:bookmarkStart w:id="14" w:name="analysis-and-results"/>
-      <w:bookmarkStart w:id="15" w:name="_Toc228199373"/>
-      <w:bookmarkEnd w:id="8"/>
+      <w:bookmarkStart w:id="14" w:name="_Toc228199373"/>
+      <w:bookmarkStart w:id="15" w:name="analysis-and-results"/>
+      <w:bookmarkEnd w:id="9"/>
       <w:bookmarkEnd w:id="13"/>
       <w:r>
         <w:t>4. Analysis and Results</w:t>
       </w:r>
-      <w:bookmarkEnd w:id="15"/>
+      <w:bookmarkEnd w:id="14"/>
     </w:p>
     <w:p>
       <w:pPr>
@@ -1723,25 +1784,19 @@
         <w:pStyle w:val="FirstParagraph"/>
       </w:pPr>
       <w:r>
-        <w:t>The cleaned corpus of 92,732 English tweets is unevenly distributed across 2020.</w:t>
-      </w:r>
-      <w:r>
-        <w:t xml:space="preserve"> </w:t>
-      </w:r>
-      <w:r>
-        <w:t>Volume peaked at roughly 14,000 in March, the first lockdown month, and settled at around 5,000 to 7,000 per month from June onwards (Figure 1, Appendix A).</w:t>
-      </w:r>
-      <w:r>
-        <w:t xml:space="preserve"> </w:t>
-      </w:r>
-      <w:r>
-        <w:t>Replies (39%) and retweets (37%) make up most of the corpus;</w:t>
-      </w:r>
-      <w:r>
-        <w:t xml:space="preserve"> </w:t>
-      </w:r>
-      <w:r>
-        <w:t>counting quote-tweets as semi-original, only 63% of it is original content.</w:t>
+        <w:t>The 92,732 cleaned English tweets are spread unevenly across 2020.</w:t>
+      </w:r>
+      <w:r>
+        <w:t xml:space="preserve"> </w:t>
+      </w:r>
+      <w:r>
+        <w:t>Volume peaked at around 14,000 in March, the first lockdown month, then settled into a 5,000 to 7,000 per month rhythm from June onwards (Figure 1, Appendix A).</w:t>
+      </w:r>
+      <w:r>
+        <w:t xml:space="preserve"> </w:t>
+      </w:r>
+      <w:r>
+        <w:t>Replies (39%) and retweets (37%) account for most of it. If quote-tweets count as semi-original, only 63% of the corpus is genuinely original.</w:t>
       </w:r>
     </w:p>
     <w:p>
@@ -1749,40 +1804,43 @@
         <w:pStyle w:val="BodyText"/>
       </w:pPr>
       <w:r>
-        <w:t xml:space="preserve">RoBERTa returned a 33.4% / 36.9% / 29.7% split across negative, neutral and positive classes (Figure 2). </w:t>
-      </w:r>
-      <w:r>
-        <w:t>That is much flatter than the J-shape you see in product reviews (Hu, Zhang and Pavlou, 2009), where about three-quarters of records cluster at the top rating.</w:t>
-      </w:r>
-      <w:r>
-        <w:t xml:space="preserve"> </w:t>
-      </w:r>
-      <w:r>
-        <w:t>Two features of Twitter as a data source explain the gap.</w:t>
-      </w:r>
-      <w:r>
-        <w:t xml:space="preserve"> </w:t>
-      </w:r>
-      <w:r>
-        <w:t>First, voluntary tweets are not anchored to a transaction in the way reviews are, so self-selection runs the other way:</w:t>
-      </w:r>
-      <w:r>
-        <w:t xml:space="preserve"> </w:t>
-      </w:r>
-      <w:r>
-        <w:t>reviewers tend to be satisfied purchasers, while users who tag a brand on Twitter are disproportionately motivated by complaint, advocacy, or campaigning.</w:t>
-      </w:r>
-      <w:r>
-        <w:t xml:space="preserve"> </w:t>
-      </w:r>
-      <w:r>
-        <w:t>Second, the platform's reply-and-retweet mechanics amplify emotionally charged content.</w:t>
-      </w:r>
-      <w:r>
-        <w:t xml:space="preserve"> </w:t>
-      </w:r>
-      <w:r>
-        <w:t>The mean signed score across the corpus is −0.0065, effectively neutral in aggregate, but that figure hides substantial month-to-month variation (discussed in Section 4.4).</w:t>
+        <w:t>RoBERTa gave a 33.4% / 36.9% / 29.7% split across negative, neutral, and positive (Figure 2).</w:t>
+      </w:r>
+      <w:r>
+        <w:t xml:space="preserve"> </w:t>
+      </w:r>
+      <w:r>
+        <w:t>Product reviews usually look like a J: about three-quarters of records cluster at the top rating (Hu, Zhang and Pavlou, 2009). My distribution is much flatter.</w:t>
+      </w:r>
+      <w:r>
+        <w:t xml:space="preserve"> </w:t>
+      </w:r>
+      <w:r>
+        <w:t>Two things about Twitter explain the difference.</w:t>
+      </w:r>
+      <w:r>
+        <w:t xml:space="preserve"> </w:t>
+      </w:r>
+      <w:r>
+        <w:t>First, tweets are not tied to a transaction the way reviews are, so self-selection runs in the opposite direction.</w:t>
+      </w:r>
+      <w:r>
+        <w:t xml:space="preserve"> </w:t>
+      </w:r>
+      <w:r>
+        <w:t>Reviewers are usually satisfied buyers. Users who tag a brand on Twitter, by contrast, tend to be motivated by complaint, advocacy, or campaigning.</w:t>
+      </w:r>
+      <w:r>
+        <w:t xml:space="preserve"> </w:t>
+      </w:r>
+      <w:r>
+        <w:t>Second, the platform's reply-and-retweet mechanics amplify emotionally charged posts.</w:t>
+      </w:r>
+      <w:r>
+        <w:t xml:space="preserve"> </w:t>
+      </w:r>
+      <w:r>
+        <w:t>The mean signed score for the corpus is −0.0065. That looks neutral on aggregate, but it hides a lot of month-to-month variation, which I come back to in Section 4.4.</w:t>
       </w:r>
     </w:p>
     <w:p>
@@ -1790,38 +1848,53 @@
         <w:pStyle w:val="BodyText"/>
       </w:pPr>
       <w:r>
+        <w:t>VADER is a useful sanity check.</w:t>
+      </w:r>
+      <w:r>
+        <w:t xml:space="preserve"> </w:t>
+      </w:r>
+      <w:r>
+        <w:t>Across the same 92,732 tweets, the two classifiers agree on the class label only 62.4% of the time. Cohen's kappa is 0.44, which is moderate agreement on the Landis and Koch (1977) scale.</w:t>
+      </w:r>
+      <w:r>
+        <w:t xml:space="preserve"> </w:t>
+      </w:r>
+      <w:r>
+        <w:t>The disagreement is one-sided.</w:t>
+      </w:r>
+      <w:r>
+        <w:t xml:space="preserve"> </w:t>
+      </w:r>
+      <w:r>
+        <w:t>VADER labels 50.4% of tweets positive against RoBERTa's 29.7%, mostly by promoting RoBERTa's neutrals, and a fair share of its negatives, into the positive class.</w:t>
+      </w:r>
+      <w:r>
+        <w:t xml:space="preserve"> </w:t>
+      </w:r>
+      <w:r>
+        <w:t xml:space="preserve">Figure 10 shows the full </w:t>
+      </w:r>
+      <w:r>
         <w:lastRenderedPageBreak/>
-        <w:t>The VADER baseline is a useful sanity check.</w:t>
-      </w:r>
-      <w:r>
-        <w:t xml:space="preserve"> </w:t>
-      </w:r>
-      <w:r>
-        <w:t>Across the same 92,732 tweets the two classifiers agree on the class label only 62.4% of the time, with Cohen's kappa = 0.44, moderate agreement on the Landis and Koch (1977) scale.</w:t>
-      </w:r>
-      <w:r>
-        <w:t xml:space="preserve"> The disagreement is asymmetric. </w:t>
-      </w:r>
-      <w:r>
-        <w:t>VADER labels 50.4% of tweets positive versus RoBERTa's 29.7%, mostly by re-labelling RoBERTa's neutrals (and a fair share of its negatives) as positive.</w:t>
-      </w:r>
-      <w:r>
-        <w:t xml:space="preserve"> The full confusion matrix is shown in Figure 10. </w:t>
-      </w:r>
-      <w:r>
-        <w:t>This is consistent with the theoretical concern that a lexicon-based classifier with no native handling of negation, irony, or compound sentence structure</w:t>
-      </w:r>
-      <w:r>
-        <w:t xml:space="preserve"> </w:t>
-      </w:r>
-      <w:r>
-        <w:t>will skew positive whenever a tweet contains otherwise positive-sounding product nouns ("delivery", "thanks", "free") embedded in a complaint.</w:t>
-      </w:r>
-      <w:r>
-        <w:t xml:space="preserve"> </w:t>
-      </w:r>
-      <w:r>
-        <w:t>I therefore use RoBERTa as the primary classifier and keep the VADER scores in the dataset for transparency.</w:t>
+        <w:t>confusion matrix.</w:t>
+      </w:r>
+      <w:r>
+        <w:t xml:space="preserve"> </w:t>
+      </w:r>
+      <w:r>
+        <w:t>This fits a known concern with lexicon-based classifiers. Without native handling of negation, irony, or compound sentence structure, they skew positive whenever a tweet contains otherwise positive-sounding product nouns</w:t>
+      </w:r>
+      <w:r>
+        <w:t xml:space="preserve"> </w:t>
+      </w:r>
+      <w:r>
+        <w:t>("delivery", "thanks", "free") sitting inside a complaint.</w:t>
+      </w:r>
+      <w:r>
+        <w:t xml:space="preserve"> </w:t>
+      </w:r>
+      <w:r>
+        <w:t>I use RoBERTa as the primary classifier and keep the VADER scores in the dataset for transparency.</w:t>
       </w:r>
     </w:p>
     <w:p>
@@ -1839,10 +1912,13 @@
         <w:pStyle w:val="FirstParagraph"/>
       </w:pPr>
       <w:r>
-        <w:t xml:space="preserve">The LDA model produced twelve topics over the negative sub-corpus. </w:t>
-      </w:r>
-      <w:r>
-        <w:t>Inspecting the top-words and highest-probability example tweets (see Appendix A) shows that, once near-duplicate animal-welfare topics are merged, these collapse into six interpretable themes.</w:t>
+        <w:t>The LDA model produced 12 topics on the negative sub-corpus.</w:t>
+      </w:r>
+      <w:r>
+        <w:t xml:space="preserve"> </w:t>
+      </w:r>
+      <w:r>
+        <w:t>Looking at the top words and highest-probability example tweets (Appendix A), and merging the near-duplicate animal-welfare topics, the 12 collapse into six interpretable themes.</w:t>
       </w:r>
     </w:p>
     <w:tbl>
@@ -2187,53 +2263,49 @@
         <w:pStyle w:val="BodyText"/>
       </w:pPr>
       <w:r>
-        <w:t>Two things stand out.</w:t>
-      </w:r>
-      <w:r>
-        <w:t xml:space="preserve"> </w:t>
-      </w:r>
-      <w:r>
-        <w:t>First, the largest single category is not a customer-experience theme at all, but an organised campaign:</w:t>
-      </w:r>
-      <w:r>
-        <w:t xml:space="preserve"> </w:t>
-      </w:r>
-      <w:r>
-        <w:t>the Open Cages investigation into chicken farms supplying Tesco, which produced retweet cascades in late 2020 and recurred at lower volume through the rest of the year.</w:t>
-      </w:r>
-      <w:r>
-        <w:t xml:space="preserve"> Roughly one in four high-confidence negative tweets sits in this cluster. </w:t>
-      </w:r>
-      <w:r>
-        <w:t>Second, operational decisions can turn into reputational events very quickly.</w:t>
-      </w:r>
-      <w:r>
-        <w:t xml:space="preserve"> </w:t>
-      </w:r>
-      <w:r>
-        <w:t>Tesco's August 2020 plan to remove dedicated cleaning staff and reassign their work to shop-floor employees</w:t>
-      </w:r>
-      <w:r>
-        <w:t xml:space="preserve"> </w:t>
-      </w:r>
-      <w:r>
-        <w:t>produced a clear, identifiable sub-corpus (Topics 2 and 5, ≈11%) whose vocabulary is dominated by "axing", "thousand", "cleaner", "hygiene" and "petition"</w:t>
-      </w:r>
-      <w:r>
-        <w:t xml:space="preserve"> — </w:t>
-      </w:r>
-      <w:r>
-        <w:t xml:space="preserve">language that tracks the petition wording rather than scattered customer </w:t>
-      </w:r>
-      <w:r>
-        <w:lastRenderedPageBreak/>
-        <w:t>complaint.</w:t>
-      </w:r>
-      <w:r>
-        <w:t xml:space="preserve"> </w:t>
-      </w:r>
-      <w:r>
-        <w:t>The size of this cluster is striking, given that the underlying decision did not directly affect customer experience.</w:t>
+        <w:t>Two things stood out.</w:t>
+      </w:r>
+      <w:r>
+        <w:t xml:space="preserve"> </w:t>
+      </w:r>
+      <w:r>
+        <w:t>First, the largest single category is not a customer-experience theme. It is an organised campaign:</w:t>
+      </w:r>
+      <w:r>
+        <w:t xml:space="preserve"> </w:t>
+      </w:r>
+      <w:r>
+        <w:t>the Open Cages investigation into chicken farms supplying Tesco. It produced retweet cascades in late 2020 and recurred at lower volume through the rest of the year.</w:t>
+      </w:r>
+      <w:r>
+        <w:t xml:space="preserve"> </w:t>
+      </w:r>
+      <w:r>
+        <w:t>Roughly one in four high-confidence negative tweets sits there.</w:t>
+      </w:r>
+      <w:r>
+        <w:t xml:space="preserve"> </w:t>
+      </w:r>
+      <w:r>
+        <w:t>Second, operational decisions can turn into reputational events fast.</w:t>
+      </w:r>
+      <w:r>
+        <w:t xml:space="preserve"> </w:t>
+      </w:r>
+      <w:r>
+        <w:t>Tesco's August 2020 plan to drop dedicated cleaning staff and reassign their work to shop-floor employees produced a clearly identifiable sub-corpus</w:t>
+      </w:r>
+      <w:r>
+        <w:t xml:space="preserve"> </w:t>
+      </w:r>
+      <w:r>
+        <w:t>(Topics 2 and 5, ≈11%). Its vocabulary is dominated by "axing", "thousand", "cleaner", "hygiene", and "petition" — wording that tracks the campaign petition rather than scattered customer complaint.</w:t>
+      </w:r>
+      <w:r>
+        <w:t xml:space="preserve"> </w:t>
+      </w:r>
+      <w:r>
+        <w:t>Given that the underlying decision did not directly affect customer experience, the size of the cluster is surprising.</w:t>
       </w:r>
     </w:p>
     <w:p>
@@ -2241,13 +2313,25 @@
         <w:pStyle w:val="BodyText"/>
       </w:pPr>
       <w:r>
-        <w:t>The smaller themes are easy to recognise:</w:t>
-      </w:r>
-      <w:r>
-        <w:t xml:space="preserve"> delivery-slot frustration was concentrated in March and April, when Tesco prioritised vulnerable customers and the slot-booking system became contested; mask-compliance disputes peaked over the summer; </w:t>
-      </w:r>
-      <w:r>
-        <w:t>and a steady, lower-volume thread ran across the year on Tesco's £585m business-rates relief and the dividend it later paid out, which the company eventually returned to government.</w:t>
+        <w:t>The smaller themes are recognisable enough.</w:t>
+      </w:r>
+      <w:r>
+        <w:t xml:space="preserve"> </w:t>
+      </w:r>
+      <w:r>
+        <w:t>Delivery-slot frustration was concentrated in March and April, when Tesco prioritised vulnerable customers and slot-booking became contested.</w:t>
+      </w:r>
+      <w:r>
+        <w:t xml:space="preserve"> </w:t>
+      </w:r>
+      <w:r>
+        <w:t>Mask-compliance disputes peaked over the summer.</w:t>
+      </w:r>
+      <w:r>
+        <w:t xml:space="preserve"> </w:t>
+      </w:r>
+      <w:r>
+        <w:t>A steady, lower-volume thread ran across the whole year on Tesco's £585m business-rates relief and the dividend it later paid out, which the company eventually returned to government.</w:t>
       </w:r>
     </w:p>
     <w:p>
@@ -2255,13 +2339,14 @@
         <w:pStyle w:val="BodyText"/>
       </w:pPr>
       <w:r>
-        <w:t>Topic 8 carries a fair amount of profanity-laden content;</w:t>
-      </w:r>
-      <w:r>
-        <w:t xml:space="preserve"> </w:t>
-      </w:r>
-      <w:r>
-        <w:t>this is a known feature of brand-tagged Twitter and is the reason for the recommendation in Section 5 that automated sentiment dashboards stay behind moderation.</w:t>
+        <w:lastRenderedPageBreak/>
+        <w:t>Topic 8 carries a fair amount of profanity-laden content.</w:t>
+      </w:r>
+      <w:r>
+        <w:t xml:space="preserve"> </w:t>
+      </w:r>
+      <w:r>
+        <w:t>This is a known feature of brand-tagged Twitter, and is why I recommend in Section 5 that automated sentiment dashboards stay behind moderation.</w:t>
       </w:r>
     </w:p>
     <w:p>
@@ -2279,13 +2364,13 @@
         <w:pStyle w:val="FirstParagraph"/>
       </w:pPr>
       <w:r>
-        <w:t>The combined mention-and-reply graph covers 26,781 unique users and 52,040 weighted directed edges.</w:t>
-      </w:r>
-      <w:r>
-        <w:t xml:space="preserve"> </w:t>
-      </w:r>
-      <w:r>
-        <w:t>Density is very low at 7.3 × 10</w:t>
+        <w:t>The combined mention-and-reply graph has 26,781 unique users and 52,040 weighted directed edges.</w:t>
+      </w:r>
+      <w:r>
+        <w:t xml:space="preserve"> </w:t>
+      </w:r>
+      <w:r>
+        <w:t>Density is 7.3 × 10</w:t>
       </w:r>
       <w:r>
         <w:rPr>
@@ -2294,43 +2379,31 @@
         <w:t>⁻</w:t>
       </w:r>
       <w:r>
-        <w:t>⁵, which is typical of public Twitter networks at this scale.</w:t>
-      </w:r>
-      <w:r>
-        <w:t xml:space="preserve"> </w:t>
-      </w:r>
-      <w:r>
-        <w:t>PageRank concentrates heavily. @Tesco itself is the dominant hub (PR = 0.182; in-degree 25,210; out-degree 1),</w:t>
-      </w:r>
-      <w:r>
-        <w:t xml:space="preserve"> </w:t>
-      </w:r>
-      <w:r>
-        <w:t>an information-receiving rather than information-broadcasting account.</w:t>
-      </w:r>
-      <w:r>
-        <w:t xml:space="preserve"> </w:t>
-      </w:r>
-      <w:r>
-        <w:t>The next-ranked hubs are competitor brand accounts: @sainsburys, @Morrisons, @asda, @waitrose, and @AldiUK,</w:t>
-      </w:r>
-      <w:r>
-        <w:t xml:space="preserve"> </w:t>
-      </w:r>
-      <w:r>
-        <w:t>each receiving roughly 1,300 to 2,600 mention-edges, which means comparative tweets ("Tesco vs Asda…") account for a sizeable slice of the corpus.</w:t>
-      </w:r>
-      <w:r>
-        <w:t xml:space="preserve"> </w:t>
-      </w:r>
-      <w:r>
-        <w:t>The appearance of @raceforlife (Cancer Research UK's running-race brand, for which Tesco is the long-standing headline sponsor) at PR = 0.159</w:t>
-      </w:r>
-      <w:r>
-        <w:t xml:space="preserve"> </w:t>
-      </w:r>
-      <w:r>
-        <w:t>is a useful reminder that PageRank can be inflated by tight, low-volume affiliated sub-networks.</w:t>
+        <w:t>⁵, which is very low. That is typical of public Twitter networks at this scale.</w:t>
+      </w:r>
+      <w:r>
+        <w:t xml:space="preserve"> </w:t>
+      </w:r>
+      <w:r>
+        <w:t>PageRank concentrates sharply.</w:t>
+      </w:r>
+      <w:r>
+        <w:t xml:space="preserve"> </w:t>
+      </w:r>
+      <w:r>
+        <w:t>@Tesco is the dominant hub (PR = 0.182; in-degree 25,210; out-degree 1). It receives information rather than broadcasts it.</w:t>
+      </w:r>
+      <w:r>
+        <w:t xml:space="preserve"> </w:t>
+      </w:r>
+      <w:r>
+        <w:t>The next-ranked hubs are competitor brand accounts: @sainsburys, @Morrisons, @asda, @waitrose, and @AldiUK. Each receives roughly 1,300 to 2,600 mention-edges. Comparative tweets ("Tesco vs Asda…") therefore account for a sizeable slice of the corpus.</w:t>
+      </w:r>
+      <w:r>
+        <w:t xml:space="preserve"> </w:t>
+      </w:r>
+      <w:r>
+        <w:t>@raceforlife (Cancer Research UK's running-race brand, for which Tesco is the headline sponsor) shows up at PR = 0.159. That is a useful reminder that PageRank can be inflated by tight, low-volume affiliated sub-networks.</w:t>
       </w:r>
     </w:p>
     <w:p>
@@ -2338,31 +2411,37 @@
         <w:pStyle w:val="BodyText"/>
       </w:pPr>
       <w:r>
-        <w:t xml:space="preserve">Louvain detection over the weight-filtered giant component (8,508 nodes) returned 556 communities with modularity = 0.65. </w:t>
-      </w:r>
-      <w:r>
-        <w:t>Modularity above 0.4 is normally read as evidence of meaningful community structure (Newman, 2006);</w:t>
-      </w:r>
-      <w:r>
-        <w:t xml:space="preserve"> </w:t>
-      </w:r>
-      <w:r>
-        <w:t>the value here is high, which says that conversation around Tesco is genuinely partitioned rather than one undifferentiated stream.</w:t>
-      </w:r>
-      <w:r>
-        <w:t xml:space="preserve"> The largest community (4,297 members, 50% of the giant component) is the @Tesco customer-service cluster </w:t>
-      </w:r>
-      <w:r>
-        <w:t>: users posting complaints or queries and getting responses from Tesco's official accounts.</w:t>
-      </w:r>
-      <w:r>
-        <w:t xml:space="preserve"> </w:t>
-      </w:r>
-      <w:r>
-        <w:t>Smaller communities map onto recognisable groupings: a pets-and-lifestyle cluster, a campaigning cluster built around welfare accounts, a journalism cluster of UK retail correspondents,</w:t>
-      </w:r>
-      <w:r>
-        <w:t xml:space="preserve"> and several local-store clusters (Figure 11).</w:t>
+        <w:t>Louvain on the weight-filtered giant component (8,508 nodes) returned 556 communities, with modularity = 0.65.</w:t>
+      </w:r>
+      <w:r>
+        <w:t xml:space="preserve"> </w:t>
+      </w:r>
+      <w:r>
+        <w:t>Modularity above 0.4 is usually read as evidence of meaningful community structure (Newman, 2006).</w:t>
+      </w:r>
+      <w:r>
+        <w:t xml:space="preserve"> </w:t>
+      </w:r>
+      <w:r>
+        <w:t>0.65 is high. That tells me the conversation around Tesco is genuinely partitioned, not one undifferentiated stream.</w:t>
+      </w:r>
+      <w:r>
+        <w:t xml:space="preserve"> </w:t>
+      </w:r>
+      <w:r>
+        <w:t>The largest community has 4,297 members, half of the giant component. It is the @Tesco customer-service cluster:</w:t>
+      </w:r>
+      <w:r>
+        <w:t xml:space="preserve"> </w:t>
+      </w:r>
+      <w:r>
+        <w:t>users posting complaints or queries and getting responses from Tesco's official accounts.</w:t>
+      </w:r>
+      <w:r>
+        <w:t xml:space="preserve"> </w:t>
+      </w:r>
+      <w:r>
+        <w:t>The smaller communities map onto familiar groupings: a pets-and-lifestyle cluster, a campaigning cluster built around welfare accounts, a journalism cluster of UK retail correspondents, and several local-store clusters (Figure 11).</w:t>
       </w:r>
     </w:p>
     <w:p>
@@ -2380,38 +2459,43 @@
         <w:pStyle w:val="FirstParagraph"/>
       </w:pPr>
       <w:r>
-        <w:t xml:space="preserve">Monthly mean sentiment was sharply negative in early 2020, climbed into clearly positive territory over the summer as supply normalised, and slipped back into mild negativity through the autumn lockdown period (Figure 6). </w:t>
-      </w:r>
-      <w:r>
-        <w:t>Comparing 14-day pre- and post-windows around ten anchor events (Figure 7, Table 2) brings out three patterns.</w:t>
-      </w:r>
-      <w:r>
-        <w:t xml:space="preserve"> </w:t>
-      </w:r>
-      <w:r>
-        <w:t>The 23 March 2020 lockdown announcement coincides with share-negative climbing from 24.5% to 36.6% (Δ = +12.1 percentage points),</w:t>
-      </w:r>
-      <w:r>
-        <w:t xml:space="preserve"> </w:t>
-      </w:r>
-      <w:r>
-        <w:t xml:space="preserve">the largest negative shift in the dataset and a plausible reflection </w:t>
-      </w:r>
-      <w:r>
-        <w:lastRenderedPageBreak/>
-        <w:t>of the panic-buying, queueing and slot-availability complaints that dominated late March.</w:t>
-      </w:r>
-      <w:r>
-        <w:t xml:space="preserve"> The first lockdown easing on 15 June 2020 shows the largest positive movement (Δ mean = +0.69), </w:t>
-      </w:r>
-      <w:r>
-        <w:t>though the low pre-event volume (n = 2,402 tweets in the preceding 14 days) inflates the apparent size of this comparison.</w:t>
-      </w:r>
-      <w:r>
-        <w:t xml:space="preserve"> </w:t>
-      </w:r>
-      <w:r>
-        <w:t>The October 2020 tier announcement also shows a large positive shift (Δ = +0.28), plausibly a relief signal as harsher restrictions were avoided.</w:t>
+        <w:t>Monthly mean sentiment was sharply negative in early 2020. It climbed into clearly positive territory over the summer as supply normalised, then slipped back into mild negativity through the autumn lockdown (Figure 6).</w:t>
+      </w:r>
+      <w:r>
+        <w:t xml:space="preserve"> </w:t>
+      </w:r>
+      <w:r>
+        <w:t>Comparing 14-day pre- and post-windows around ten anchor events (Figure 7, Table 2) surfaces three patterns.</w:t>
+      </w:r>
+      <w:r>
+        <w:t xml:space="preserve"> </w:t>
+      </w:r>
+      <w:r>
+        <w:t>The 23 March 2020 lockdown announcement lines up with share-negative climbing from 24.5% to 36.6% (Δ = +12.1 percentage points).</w:t>
+      </w:r>
+      <w:r>
+        <w:t xml:space="preserve"> </w:t>
+      </w:r>
+      <w:r>
+        <w:t>That is the biggest negative shift in the dataset, consistent with the panic-buying, queueing, and slot-availability complaints that dominated late March.</w:t>
+      </w:r>
+      <w:r>
+        <w:t xml:space="preserve"> </w:t>
+      </w:r>
+      <w:r>
+        <w:t>The first lockdown easing on 15 June 2020 shows the largest positive movement (Δ mean = +0.69).</w:t>
+      </w:r>
+      <w:r>
+        <w:t xml:space="preserve"> </w:t>
+      </w:r>
+      <w:r>
+        <w:t>Pre-event volume was low (n = 2,402 tweets in the preceding 14 days), so this comparison probably looks bigger than it is.</w:t>
+      </w:r>
+      <w:r>
+        <w:t xml:space="preserve"> </w:t>
+      </w:r>
+      <w:r>
+        <w:t>The October 2020 tier announcement also shows a large positive shift (Δ = +0.28), most likely a relief signal as harsher restrictions were avoided.</w:t>
       </w:r>
     </w:p>
     <w:p>
@@ -2419,33 +2503,58 @@
         <w:pStyle w:val="BodyText"/>
       </w:pPr>
       <w:r>
-        <w:t>Two null findings are worth noting.</w:t>
-      </w:r>
-      <w:r>
-        <w:t xml:space="preserve"> First, the WHO pandemic declaration on 11 March was associated with a positive sentiment shift (Δ = +0.09), </w:t>
-      </w:r>
-      <w:r>
-        <w:t>driven by solidarity messages thanking key workers, which is a useful corrective to the assumption that public-health bad news translates straightforwardly into brand-negative sentiment.</w:t>
-      </w:r>
-      <w:r>
-        <w:t xml:space="preserve"> Second, the Tier-4 announcement on 19 December produced almost no shift (Δ = −0.045), because by then Twitter discussion was already saturated with seasonal and politicised content. </w:t>
-      </w:r>
-      <w:r>
-        <w:t>None of these comparisons is causal. Macro events overlap, holidays distort tweet volume, and dataset artefacts (especially campaign-driven retweet bursts) affect both windows at the same time.</w:t>
+        <w:t>Two null findings are worth flagging.</w:t>
+      </w:r>
+      <w:r>
+        <w:t xml:space="preserve"> </w:t>
+      </w:r>
+      <w:r>
+        <w:t>First, the WHO pandemic declaration on 11 March was associated with a positive sentiment shift (Δ = +0.09), driven by solidarity messages thanking key workers.</w:t>
+      </w:r>
+      <w:r>
+        <w:t xml:space="preserve"> </w:t>
+      </w:r>
+      <w:r>
+        <w:t>That cuts against the assumption that public-health bad news translates straightforwardly into brand-negative sentiment.</w:t>
+      </w:r>
+      <w:r>
+        <w:t xml:space="preserve"> </w:t>
+      </w:r>
+      <w:r>
+        <w:t xml:space="preserve">Second, the Tier-4 </w:t>
+      </w:r>
+      <w:r>
+        <w:lastRenderedPageBreak/>
+        <w:t>announcement on 19 December produced almost no shift (Δ = −0.045).</w:t>
+      </w:r>
+      <w:r>
+        <w:t xml:space="preserve"> </w:t>
+      </w:r>
+      <w:r>
+        <w:t>By then, Twitter discussion was already saturated with seasonal and politicised content.</w:t>
+      </w:r>
+      <w:r>
+        <w:t xml:space="preserve"> </w:t>
+      </w:r>
+      <w:r>
+        <w:t xml:space="preserve">None of these comparisons is causal. </w:t>
+      </w:r>
+      <w:r>
+        <w:t>Macro events overlap, holidays distort tweet volume, and dataset artefacts, especially campaign-driven retweet bursts, hit both windows at once.</w:t>
       </w:r>
     </w:p>
     <w:p>
       <w:pPr>
         <w:pStyle w:val="Heading2"/>
       </w:pPr>
-      <w:bookmarkStart w:id="20" w:name="X4411a1be796fadb36f620266faa1ce7dfd14457"/>
-      <w:bookmarkStart w:id="21" w:name="_Toc228199374"/>
-      <w:bookmarkEnd w:id="14"/>
+      <w:bookmarkStart w:id="20" w:name="_Toc228199374"/>
+      <w:bookmarkStart w:id="21" w:name="X4411a1be796fadb36f620266faa1ce7dfd14457"/>
+      <w:bookmarkEnd w:id="15"/>
       <w:bookmarkEnd w:id="19"/>
       <w:r>
         <w:t>5. Conclusion, Recommendations and Limitations</w:t>
       </w:r>
-      <w:bookmarkEnd w:id="21"/>
+      <w:bookmarkEnd w:id="20"/>
     </w:p>
     <w:p>
       <w:pPr>
@@ -2461,37 +2570,43 @@
         <w:pStyle w:val="FirstParagraph"/>
       </w:pPr>
       <w:r>
-        <w:t>Across 92,732 Tesco-related tweets posted in 2020, sentiment was roughly balanced (33% negative, 37% neutral, 30% positive),</w:t>
-      </w:r>
-      <w:r>
-        <w:t xml:space="preserve"> </w:t>
-      </w:r>
-      <w:r>
-        <w:t>much flatter than the J-shape typical of product reviews.</w:t>
-      </w:r>
-      <w:r>
-        <w:t xml:space="preserve"> </w:t>
-      </w:r>
-      <w:r>
-        <w:t>The topic structure showed that organised campaigning, animal-welfare activism in particular, drives roughly half of the negative discussion,</w:t>
-      </w:r>
-      <w:r>
-        <w:t xml:space="preserve"> </w:t>
-      </w:r>
-      <w:r>
-        <w:t>with operational and policy themes (delivery slots, cleaning-staff cuts, business-rates relief) making up most of the rest.</w:t>
-      </w:r>
-      <w:r>
-        <w:t xml:space="preserve"> </w:t>
-      </w:r>
-      <w:r>
-        <w:t>Network analysis showed a single dominant hub (@Tesco), a competitor cluster, and a sharply modular structure (modularity = 0.65) anchored by a large customer-service core.</w:t>
-      </w:r>
-      <w:r>
-        <w:t xml:space="preserve"> </w:t>
-      </w:r>
-      <w:r>
-        <w:t>Event-window analysis associated the biggest negative shift with the 23 March lockdown and the biggest positive shift with the early-summer easing.</w:t>
+        <w:t>Across 92,732 Tesco-related tweets posted in 2020, sentiment was roughly balanced: 33% negative, 37% neutral, 30% positive.</w:t>
+      </w:r>
+      <w:r>
+        <w:t xml:space="preserve"> </w:t>
+      </w:r>
+      <w:r>
+        <w:t>That is much flatter than the J-shape you usually get from product reviews.</w:t>
+      </w:r>
+      <w:r>
+        <w:t xml:space="preserve"> </w:t>
+      </w:r>
+      <w:r>
+        <w:t>The topic structure showed that organised campaigning, especially animal-welfare activism,</w:t>
+      </w:r>
+      <w:r>
+        <w:t xml:space="preserve"> </w:t>
+      </w:r>
+      <w:r>
+        <w:t>drives roughly half of the negative discussion.</w:t>
+      </w:r>
+      <w:r>
+        <w:t xml:space="preserve"> </w:t>
+      </w:r>
+      <w:r>
+        <w:t>Operational and policy themes (delivery slots, cleaning-staff cuts, business-rates relief) make up most of the rest.</w:t>
+      </w:r>
+      <w:r>
+        <w:t xml:space="preserve"> </w:t>
+      </w:r>
+      <w:r>
+        <w:t>The network has a single dominant hub (@Tesco), a competitor cluster, and a sharply modular structure (modularity = 0.65) anchored by a large customer-service core.</w:t>
+      </w:r>
+      <w:r>
+        <w:t xml:space="preserve"> </w:t>
+      </w:r>
+      <w:r>
+        <w:t>The event-window analysis lined the biggest negative shift up with the 23 March lockdown, and the biggest positive shift with the early-summer easing.</w:t>
       </w:r>
     </w:p>
     <w:p>
@@ -2509,7 +2624,7 @@
         <w:pStyle w:val="FirstParagraph"/>
       </w:pPr>
       <w:r>
-        <w:t>Three practical recommendations follow for a Tesco social-listening team.</w:t>
+        <w:t>Three practical recommendations for a Tesco social-listening team follow.</w:t>
       </w:r>
     </w:p>
     <w:p>
@@ -2531,13 +2646,19 @@
         <w:t xml:space="preserve"> </w:t>
       </w:r>
       <w:r>
-        <w:t>About half of the high-confidence negative tweets are campaign-amplified, not incident-driven.</w:t>
-      </w:r>
-      <w:r>
-        <w:t xml:space="preserve"> A single sentiment dashboard that combines them will overstate operational problems while understating reputational ones. </w:t>
-      </w:r>
-      <w:r>
-        <w:t>Splitting the queue, for example by routing tweets whose top-three retweet path passes through a campaigning account, gives a more actionable view.</w:t>
+        <w:t>About half of the high-confidence negative tweets are campaign-amplified, not driven by individual incidents.</w:t>
+      </w:r>
+      <w:r>
+        <w:t xml:space="preserve"> </w:t>
+      </w:r>
+      <w:r>
+        <w:t>A single dashboard that mixes them will overstate operational problems and understate reputational ones.</w:t>
+      </w:r>
+      <w:r>
+        <w:t xml:space="preserve"> </w:t>
+      </w:r>
+      <w:r>
+        <w:t>Splitting the queue, for example by routing tweets whose top-three retweet path goes through a campaigning account, gives a more actionable picture.</w:t>
       </w:r>
     </w:p>
     <w:p>
@@ -2559,17 +2680,19 @@
         <w:t xml:space="preserve"> </w:t>
       </w:r>
       <w:r>
-        <w:t>The 2020 cleaning-staff decision produced a clearly identifiable negative cluster, comparable in size to delivery-slot scarcity, even though delivery-slot scarcity was a much bigger operational problem.</w:t>
-      </w:r>
-      <w:r>
-        <w:t xml:space="preserve"> </w:t>
-      </w:r>
-      <w:r>
-        <w:t xml:space="preserve">That asymmetry suggests how </w:t>
-      </w:r>
-      <w:r>
-        <w:lastRenderedPageBreak/>
-        <w:t>legible the narrative is matters more than the operational scale of the underlying decision.</w:t>
+        <w:t>The 2020 cleaning-staff decision produced a clearly identifiable negative cluster, similar in size to delivery-slot scarcity,</w:t>
+      </w:r>
+      <w:r>
+        <w:t xml:space="preserve"> </w:t>
+      </w:r>
+      <w:r>
+        <w:t>even though slot scarcity was a much bigger operational problem.</w:t>
+      </w:r>
+      <w:r>
+        <w:t xml:space="preserve"> </w:t>
+      </w:r>
+      <w:r>
+        <w:t>The asymmetry suggests that how legible the narrative is matters more than the operational scale of the decision.</w:t>
       </w:r>
     </w:p>
     <w:p>
@@ -2588,10 +2711,22 @@
         <w:t>Use share-negative, not mean sentiment, as the leading indicator during a crisis.</w:t>
       </w:r>
       <w:r>
-        <w:t xml:space="preserve"> Mean sentiment swings between roughly −0.2 and +0.5 across 2020 and is sensitive to underlying volume. </w:t>
-      </w:r>
-      <w:r>
-        <w:t>Share-negative is a more stable diagnostic; it moved 12 percentage points around the lockdown announcement, which is the kind of signal a service-recovery team can act on inside a 24-hour window.</w:t>
+        <w:t xml:space="preserve"> </w:t>
+      </w:r>
+      <w:r>
+        <w:t>Mean sentiment swung between roughly −0.2 and +0.5 across 2020, and it is sensitive to underlying volume.</w:t>
+      </w:r>
+      <w:r>
+        <w:t xml:space="preserve"> </w:t>
+      </w:r>
+      <w:r>
+        <w:t>Share-negative is a more stable diagnostic.</w:t>
+      </w:r>
+      <w:r>
+        <w:t xml:space="preserve"> </w:t>
+      </w:r>
+      <w:r>
+        <w:t>It moved 12 percentage points around the lockdown announcement, which is the kind of signal a service-recovery team can act on inside a 24-hour window.</w:t>
       </w:r>
     </w:p>
     <w:p>
@@ -2609,43 +2744,59 @@
         <w:pStyle w:val="FirstParagraph"/>
       </w:pPr>
       <w:r>
-        <w:t>Three limitations are worth flagging.</w:t>
-      </w:r>
-      <w:r>
-        <w:t xml:space="preserve"> </w:t>
-      </w:r>
-      <w:r>
-        <w:t>First, the dataset was collected earlier and 2020 is now historical;</w:t>
-      </w:r>
-      <w:r>
-        <w:t xml:space="preserve"> </w:t>
-      </w:r>
-      <w:r>
-        <w:t>so the analysis describes one specific year and does not generalise to a steady-state environment.</w:t>
-      </w:r>
-      <w:r>
-        <w:t xml:space="preserve"> </w:t>
-      </w:r>
-      <w:r>
-        <w:t>Second, retweet inflation is real:</w:t>
-      </w:r>
-      <w:r>
-        <w:t xml:space="preserve"> a small number of campaign accounts produced a disproportionate share of the negative content. </w:t>
-      </w:r>
-      <w:r>
-        <w:t>Confidence filtering and topic grouping reduce this effect but do not remove it.</w:t>
-      </w:r>
-      <w:r>
-        <w:t xml:space="preserve"> Third, every event-window comparison is associational; </w:t>
-      </w:r>
-      <w:r>
-        <w:t>macroeconomic and seasonal confounds sit inside every window.</w:t>
-      </w:r>
-      <w:r>
-        <w:t xml:space="preserve"> </w:t>
-      </w:r>
-      <w:r>
-        <w:t>A causal design would need a control corpus from a comparable retailer. That is feasible in principle (the project's wider Drive folder includes Sainsbury's and Waitrose data) but I leave it to future work.</w:t>
+        <w:t>Three limitations are worth being upfront about.</w:t>
+      </w:r>
+      <w:r>
+        <w:t xml:space="preserve"> </w:t>
+      </w:r>
+      <w:r>
+        <w:t>First, the dataset was collected earlier and 2020 is now historical, so the analysis describes one unusual year and does not generalise to steady-state conditions.</w:t>
+      </w:r>
+      <w:r>
+        <w:t xml:space="preserve"> </w:t>
+      </w:r>
+      <w:r>
+        <w:t>Second, retweet inflation is real.</w:t>
+      </w:r>
+      <w:r>
+        <w:t xml:space="preserve"> </w:t>
+      </w:r>
+      <w:r>
+        <w:t>A small number of campaign accounts produced a disproportionate share of the negative content.</w:t>
+      </w:r>
+      <w:r>
+        <w:t xml:space="preserve"> </w:t>
+      </w:r>
+      <w:r>
+        <w:t xml:space="preserve">Confidence filtering </w:t>
+      </w:r>
+      <w:r>
+        <w:lastRenderedPageBreak/>
+        <w:t>and topic grouping reduce that effect but do not remove it.</w:t>
+      </w:r>
+      <w:r>
+        <w:t xml:space="preserve"> </w:t>
+      </w:r>
+      <w:r>
+        <w:t>Third, every event-window comparison is associational.</w:t>
+      </w:r>
+      <w:r>
+        <w:t xml:space="preserve"> </w:t>
+      </w:r>
+      <w:r>
+        <w:t>Macroeconomic and seasonal confounds sit inside every window.</w:t>
+      </w:r>
+      <w:r>
+        <w:t xml:space="preserve"> </w:t>
+      </w:r>
+      <w:r>
+        <w:t>A causal design would need a control corpus from a comparable retailer.</w:t>
+      </w:r>
+      <w:r>
+        <w:t xml:space="preserve"> </w:t>
+      </w:r>
+      <w:r>
+        <w:t>That is feasible in principle (the project's wider Drive folder has Sainsbury's and Waitrose data) but I leave it to future work.</w:t>
       </w:r>
     </w:p>
     <w:p>
@@ -2653,7 +2804,7 @@
         <w:rPr>
           <w:noProof/>
         </w:rPr>
-        <w:pict w14:anchorId="0DDAB20F">
+        <w:pict w14:anchorId="711871AC">
           <v:rect id="_x0000_i1026" alt="" style="width:451.3pt;height:.05pt;mso-width-percent:0;mso-height-percent:0;mso-width-percent:0;mso-height-percent:0" o:hralign="center" o:hrstd="t" o:hr="t"/>
         </w:pict>
       </w:r>
@@ -2662,14 +2813,14 @@
       <w:pPr>
         <w:pStyle w:val="Heading2"/>
       </w:pPr>
-      <w:bookmarkStart w:id="25" w:name="references"/>
-      <w:bookmarkStart w:id="26" w:name="_Toc228199375"/>
-      <w:bookmarkEnd w:id="20"/>
+      <w:bookmarkStart w:id="25" w:name="_Toc228199375"/>
+      <w:bookmarkStart w:id="26" w:name="references"/>
+      <w:bookmarkEnd w:id="21"/>
       <w:bookmarkEnd w:id="24"/>
       <w:r>
         <w:t>References</w:t>
       </w:r>
-      <w:bookmarkEnd w:id="26"/>
+      <w:bookmarkEnd w:id="25"/>
     </w:p>
     <w:p>
       <w:pPr>
@@ -2784,7 +2935,6 @@
         <w:pStyle w:val="BodyText"/>
       </w:pPr>
       <w:r>
-        <w:lastRenderedPageBreak/>
         <w:t xml:space="preserve">Devlin, J., Chang, M.-W., Lee, K. and Toutanova, K. (2019) ‘BERT: pre-training of deep bidirectional transformers for language understanding’, in </w:t>
       </w:r>
       <w:r>
@@ -2875,6 +3025,7 @@
         <w:pStyle w:val="BodyText"/>
       </w:pPr>
       <w:r>
+        <w:lastRenderedPageBreak/>
         <w:t xml:space="preserve">Landis, J.R. and Koch, G.G. (1977) ‘The measurement of observer agreement for categorical data’, </w:t>
       </w:r>
       <w:r>
@@ -3019,7 +3170,6 @@
         <w:pStyle w:val="BodyText"/>
       </w:pPr>
       <w:r>
-        <w:lastRenderedPageBreak/>
         <w:t xml:space="preserve">Röder, M., Both, A. and Hinneburg, A. (2015) ‘Exploring the space of topic coherence measures’, in </w:t>
       </w:r>
       <w:r>
@@ -3110,7 +3260,7 @@
         <w:rPr>
           <w:noProof/>
         </w:rPr>
-        <w:pict w14:anchorId="26F02315">
+        <w:pict w14:anchorId="3723C4EE">
           <v:rect id="_x0000_i1025" alt="" style="width:451.3pt;height:.05pt;mso-width-percent:0;mso-height-percent:0;mso-width-percent:0;mso-height-percent:0" o:hralign="center" o:hrstd="t" o:hr="t"/>
         </w:pict>
       </w:r>
@@ -3119,13 +3269,14 @@
       <w:pPr>
         <w:pStyle w:val="Heading2"/>
       </w:pPr>
-      <w:bookmarkStart w:id="27" w:name="appendix-a-additional-figures"/>
-      <w:bookmarkStart w:id="28" w:name="_Toc228199376"/>
-      <w:bookmarkEnd w:id="25"/>
-      <w:r>
+      <w:bookmarkStart w:id="27" w:name="_Toc228199376"/>
+      <w:bookmarkStart w:id="28" w:name="appendix-a-additional-figures"/>
+      <w:bookmarkEnd w:id="26"/>
+      <w:r>
+        <w:lastRenderedPageBreak/>
         <w:t>Appendix A — Additional Figures</w:t>
       </w:r>
-      <w:bookmarkEnd w:id="28"/>
+      <w:bookmarkEnd w:id="27"/>
     </w:p>
     <w:p>
       <w:pPr>
@@ -3205,7 +3356,6 @@
         <w:rPr>
           <w:noProof/>
         </w:rPr>
-        <w:lastRenderedPageBreak/>
         <w:drawing>
           <wp:inline distT="0" distB="0" distL="0" distR="0" wp14:anchorId="4A7182C6" wp14:editId="7FB2B187">
             <wp:extent cx="5072852" cy="2844289"/>
@@ -3265,6 +3415,7 @@
         <w:rPr>
           <w:noProof/>
         </w:rPr>
+        <w:lastRenderedPageBreak/>
         <w:drawing>
           <wp:inline distT="0" distB="0" distL="0" distR="0" wp14:anchorId="055192D0" wp14:editId="2579F853">
             <wp:extent cx="4976357" cy="3014303"/>
@@ -3324,7 +3475,6 @@
         <w:rPr>
           <w:noProof/>
         </w:rPr>
-        <w:lastRenderedPageBreak/>
         <w:drawing>
           <wp:inline distT="0" distB="0" distL="0" distR="0" wp14:anchorId="53385BEC" wp14:editId="342B496C">
             <wp:extent cx="5334000" cy="3356828"/>
@@ -3384,6 +3534,7 @@
         <w:rPr>
           <w:noProof/>
         </w:rPr>
+        <w:lastRenderedPageBreak/>
         <w:drawing>
           <wp:inline distT="0" distB="0" distL="0" distR="0" wp14:anchorId="7BAC8228" wp14:editId="240A3524">
             <wp:extent cx="4962572" cy="3014303"/>
@@ -3443,7 +3594,6 @@
         <w:rPr>
           <w:noProof/>
         </w:rPr>
-        <w:lastRenderedPageBreak/>
         <w:drawing>
           <wp:inline distT="0" distB="0" distL="0" distR="0" wp14:anchorId="36A55C41" wp14:editId="00D0E99B">
             <wp:extent cx="5334000" cy="3370987"/>
@@ -3503,6 +3653,7 @@
         <w:rPr>
           <w:noProof/>
         </w:rPr>
+        <w:lastRenderedPageBreak/>
         <w:drawing>
           <wp:inline distT="0" distB="0" distL="0" distR="0" wp14:anchorId="699E976D" wp14:editId="042432AE">
             <wp:extent cx="5334000" cy="2176575"/>
@@ -3562,7 +3713,6 @@
         <w:rPr>
           <w:noProof/>
         </w:rPr>
-        <w:lastRenderedPageBreak/>
         <w:drawing>
           <wp:inline distT="0" distB="0" distL="0" distR="0" wp14:anchorId="7BB8E25F" wp14:editId="7ED15A4F">
             <wp:extent cx="5334000" cy="3365167"/>
@@ -3622,6 +3772,7 @@
         <w:rPr>
           <w:noProof/>
         </w:rPr>
+        <w:lastRenderedPageBreak/>
         <w:drawing>
           <wp:inline distT="0" distB="0" distL="0" distR="0" wp14:anchorId="40827605" wp14:editId="67F67841">
             <wp:extent cx="5334000" cy="3362226"/>
@@ -3681,7 +3832,6 @@
         <w:rPr>
           <w:noProof/>
         </w:rPr>
-        <w:lastRenderedPageBreak/>
         <w:drawing>
           <wp:inline distT="0" distB="0" distL="0" distR="0" wp14:anchorId="757038AA" wp14:editId="6D3AD6E7">
             <wp:extent cx="4480100" cy="3721929"/>
@@ -3791,13 +3941,13 @@
       <w:pPr>
         <w:pStyle w:val="Heading2"/>
       </w:pPr>
-      <w:bookmarkStart w:id="29" w:name="appendix-b-interactive-lda-dashboard"/>
-      <w:bookmarkStart w:id="30" w:name="_Toc228199377"/>
-      <w:bookmarkEnd w:id="27"/>
+      <w:bookmarkStart w:id="29" w:name="_Toc228199377"/>
+      <w:bookmarkStart w:id="30" w:name="appendix-b-interactive-lda-dashboard"/>
+      <w:bookmarkEnd w:id="28"/>
       <w:r>
         <w:t>Appendix B — Interactive LDA Dashboard</w:t>
       </w:r>
-      <w:bookmarkEnd w:id="30"/>
+      <w:bookmarkEnd w:id="29"/>
     </w:p>
     <w:p>
       <w:pPr>
@@ -3829,13 +3979,13 @@
       <w:pPr>
         <w:pStyle w:val="Heading2"/>
       </w:pPr>
-      <w:bookmarkStart w:id="31" w:name="appendix-c-reproducibility"/>
-      <w:bookmarkStart w:id="32" w:name="_Toc228199378"/>
-      <w:bookmarkEnd w:id="29"/>
+      <w:bookmarkStart w:id="31" w:name="_Toc228199378"/>
+      <w:bookmarkStart w:id="32" w:name="appendix-c-reproducibility"/>
+      <w:bookmarkEnd w:id="30"/>
       <w:r>
         <w:t>Appendix C — Reproducibility</w:t>
       </w:r>
-      <w:bookmarkEnd w:id="32"/>
+      <w:bookmarkEnd w:id="31"/>
     </w:p>
     <w:p>
       <w:pPr>
@@ -4216,13 +4366,13 @@
       <w:pPr>
         <w:pStyle w:val="Heading2"/>
       </w:pPr>
-      <w:bookmarkStart w:id="33" w:name="appendix-d-source-code"/>
-      <w:bookmarkStart w:id="34" w:name="_Toc228199379"/>
-      <w:bookmarkEnd w:id="31"/>
+      <w:bookmarkStart w:id="33" w:name="_Toc228199379"/>
+      <w:bookmarkStart w:id="34" w:name="appendix-d-source-code"/>
+      <w:bookmarkEnd w:id="32"/>
       <w:r>
         <w:t>Appendix D — Source Code</w:t>
       </w:r>
-      <w:bookmarkEnd w:id="34"/>
+      <w:bookmarkEnd w:id="33"/>
     </w:p>
     <w:p>
       <w:pPr>
@@ -37779,8 +37929,8 @@
         </w:rPr>
         <w:t xml:space="preserve">    main()</w:t>
       </w:r>
-      <w:bookmarkEnd w:id="0"/>
-      <w:bookmarkEnd w:id="33"/>
+      <w:bookmarkEnd w:id="1"/>
+      <w:bookmarkEnd w:id="34"/>
       <w:bookmarkEnd w:id="41"/>
     </w:p>
     <w:sectPr>
